--- a/POC REQUIREMENTS DOCUMENT.docx
+++ b/POC REQUIREMENTS DOCUMENT.docx
@@ -65,40 +65,62 @@
     </w:p>
     <w:p/>
     <w:p>
-      <w:r>
+      <w:pPr>
+        <w:rPr>
+          <w:b/>
+          <w:bCs/>
+        </w:rPr>
+      </w:pPr>
+      <w:r>
+        <w:rPr>
+          <w:b/>
+          <w:bCs/>
+        </w:rPr>
         <w:t xml:space="preserve">Objective: </w:t>
       </w:r>
     </w:p>
     <w:p>
-      <w:r>
-        <w:t>This Proof of Concept validates the ability to securely transform engineering execution data from Jira into actionable workforce capacity and utilization insights. It exists to prove that deterministic analytical models, combined with a secure, read-only AI Copilot, can effectively support engineering leadership in workload balancing and capacity forecasting without risking AI hallucinations or data exposure.</w:t>
+      <w:pPr>
+        <w:jc w:val="both"/>
+      </w:pPr>
+      <w:r>
+        <w:t>This Proof of Concept validates how deterministic workforce analytics, combined with an AI-powered Copilot, can transform engineering workforce data into actionable insights for Delivery Managers and Leadership. The POC focuses on demonstrating the core analytics engine, interactive dashboards, and AI-assisted explanations using a simulated engineering organization, without the complexity of enterprise integrations or production infrastructure.</w:t>
       </w:r>
     </w:p>
     <w:p/>
     <w:p>
-      <w:r>
-        <w:t>T</w:t>
-      </w:r>
-      <w:r>
-        <w:t>ech Stack:</w:t>
-      </w:r>
-    </w:p>
-    <w:p>
-      <w:pPr>
+      <w:pPr>
+        <w:rPr>
+          <w:b/>
+          <w:bCs/>
+        </w:rPr>
+      </w:pPr>
+      <w:r>
+        <w:rPr>
+          <w:b/>
+          <w:bCs/>
+        </w:rPr>
+        <w:t>Tech Stack:</w:t>
+      </w:r>
+    </w:p>
+    <w:p>
+      <w:pPr>
+        <w:pStyle w:val="ListParagraph"/>
         <w:numPr>
           <w:ilvl w:val="0"/>
-          <w:numId w:val="7"/>
+          <w:numId w:val="8"/>
         </w:numPr>
       </w:pPr>
       <w:r>
-        <w:t>Frontend: React</w:t>
-      </w:r>
-    </w:p>
-    <w:p>
-      <w:pPr>
+        <w:t>Frontend: React, Tailwind CSS, Recharts</w:t>
+      </w:r>
+    </w:p>
+    <w:p>
+      <w:pPr>
+        <w:pStyle w:val="ListParagraph"/>
         <w:numPr>
           <w:ilvl w:val="0"/>
-          <w:numId w:val="7"/>
+          <w:numId w:val="8"/>
         </w:numPr>
       </w:pPr>
       <w:r>
@@ -110,438 +132,546 @@
       </w:r>
       <w:proofErr w:type="spellEnd"/>
       <w:r>
-        <w:t>, PostgreSQL, Background Worker</w:t>
-      </w:r>
-    </w:p>
-    <w:p>
-      <w:pPr>
+        <w:t>, Python</w:t>
+      </w:r>
+    </w:p>
+    <w:p>
+      <w:pPr>
+        <w:pStyle w:val="ListParagraph"/>
         <w:numPr>
           <w:ilvl w:val="0"/>
-          <w:numId w:val="7"/>
+          <w:numId w:val="8"/>
         </w:numPr>
       </w:pPr>
       <w:r>
-        <w:t xml:space="preserve">AI &amp; Identity: </w:t>
-      </w:r>
-      <w:proofErr w:type="spellStart"/>
-      <w:r>
-        <w:t>LangGraph</w:t>
-      </w:r>
-      <w:proofErr w:type="spellEnd"/>
-      <w:r>
-        <w:t>, Microsoft Entra ID</w:t>
-      </w:r>
-    </w:p>
-    <w:p>
-      <w:pPr>
+        <w:t>Analytics: Pandas, NumPy (Deterministic Analytics)</w:t>
+      </w:r>
+    </w:p>
+    <w:p>
+      <w:pPr>
+        <w:pStyle w:val="ListParagraph"/>
         <w:numPr>
           <w:ilvl w:val="0"/>
-          <w:numId w:val="7"/>
+          <w:numId w:val="8"/>
         </w:numPr>
       </w:pPr>
       <w:r>
-        <w:t>Analytics: Deterministic Analytics (Python/Pandas)</w:t>
+        <w:t xml:space="preserve">AI: </w:t>
+      </w:r>
+      <w:proofErr w:type="spellStart"/>
+      <w:r>
+        <w:t>LangGraph</w:t>
+      </w:r>
+      <w:proofErr w:type="spellEnd"/>
+      <w:r>
+        <w:t>, Google Gemini</w:t>
       </w:r>
     </w:p>
     <w:p/>
     <w:p>
-      <w:r>
+      <w:pPr>
+        <w:rPr>
+          <w:b/>
+          <w:bCs/>
+        </w:rPr>
+      </w:pPr>
+      <w:r>
+        <w:rPr>
+          <w:b/>
+          <w:bCs/>
+        </w:rPr>
         <w:t xml:space="preserve">In Scope: </w:t>
       </w:r>
     </w:p>
     <w:p>
       <w:pPr>
+        <w:pStyle w:val="ListParagraph"/>
         <w:numPr>
           <w:ilvl w:val="0"/>
-          <w:numId w:val="2"/>
+          <w:numId w:val="8"/>
         </w:numPr>
       </w:pPr>
       <w:r>
-        <w:t>Entra ID Auth &amp; Role-Based Access Control (RBAC).</w:t>
-      </w:r>
-    </w:p>
-    <w:p>
-      <w:pPr>
+        <w:t xml:space="preserve">Simulated engineering dataset representing Delivery Managers and Engineers. </w:t>
+      </w:r>
+    </w:p>
+    <w:p>
+      <w:pPr>
+        <w:pStyle w:val="ListParagraph"/>
         <w:numPr>
           <w:ilvl w:val="0"/>
-          <w:numId w:val="2"/>
+          <w:numId w:val="8"/>
         </w:numPr>
       </w:pPr>
       <w:r>
-        <w:t>Jira data sync &amp; CSV uploads (leave/skills).</w:t>
-      </w:r>
-    </w:p>
-    <w:p>
-      <w:pPr>
+        <w:t xml:space="preserve">Deterministic workforce analytics (utilization, workload, productivity, estimation accuracy, and team health). </w:t>
+      </w:r>
+    </w:p>
+    <w:p>
+      <w:pPr>
+        <w:pStyle w:val="ListParagraph"/>
         <w:numPr>
           <w:ilvl w:val="0"/>
-          <w:numId w:val="2"/>
+          <w:numId w:val="8"/>
         </w:numPr>
       </w:pPr>
       <w:r>
-        <w:t>Immutable analytics snapshots (utilization, capacity, productivity).</w:t>
-      </w:r>
-    </w:p>
-    <w:p>
-      <w:pPr>
+        <w:t xml:space="preserve">Rule-based recommendation engine based on calculated analytics. </w:t>
+      </w:r>
+    </w:p>
+    <w:p>
+      <w:pPr>
+        <w:pStyle w:val="ListParagraph"/>
         <w:numPr>
           <w:ilvl w:val="0"/>
-          <w:numId w:val="2"/>
+          <w:numId w:val="8"/>
         </w:numPr>
       </w:pPr>
       <w:r>
-        <w:t>Role-scoped dashboards &amp; rule-based recommendations.</w:t>
-      </w:r>
-    </w:p>
-    <w:p>
-      <w:pPr>
+        <w:t xml:space="preserve">Leadership and Delivery Manager dashboards with interactive visualizations. </w:t>
+      </w:r>
+    </w:p>
+    <w:p>
+      <w:pPr>
+        <w:pStyle w:val="ListParagraph"/>
         <w:numPr>
           <w:ilvl w:val="0"/>
-          <w:numId w:val="2"/>
+          <w:numId w:val="8"/>
         </w:numPr>
       </w:pPr>
       <w:r>
-        <w:t>AI Copilot restricted to explaining pre-calculated data.</w:t>
-      </w:r>
-    </w:p>
-    <w:p>
-      <w:pPr>
+        <w:t xml:space="preserve">AI Copilot for natural language explanations and insights using pre-calculated analytics. </w:t>
+      </w:r>
+    </w:p>
+    <w:p>
+      <w:pPr>
+        <w:pStyle w:val="ListParagraph"/>
         <w:numPr>
           <w:ilvl w:val="0"/>
-          <w:numId w:val="2"/>
+          <w:numId w:val="8"/>
         </w:numPr>
       </w:pPr>
       <w:r>
-        <w:t>Admin interface (configuration &amp; data quality resolution).</w:t>
-      </w:r>
-    </w:p>
-    <w:p>
-      <w:pPr>
+        <w:t>Modular application architecture suitable for future enhancements.</w:t>
+      </w:r>
+    </w:p>
+    <w:p>
+      <w:pPr>
+        <w:rPr>
+          <w:b/>
+          <w:bCs/>
+        </w:rPr>
+      </w:pPr>
+      <w:r>
+        <w:rPr>
+          <w:b/>
+          <w:bCs/>
+        </w:rPr>
+        <w:t xml:space="preserve">Out of Scope: </w:t>
+      </w:r>
+    </w:p>
+    <w:p>
+      <w:pPr>
+        <w:pStyle w:val="ListParagraph"/>
         <w:numPr>
           <w:ilvl w:val="0"/>
-          <w:numId w:val="2"/>
+          <w:numId w:val="8"/>
         </w:numPr>
       </w:pPr>
       <w:r>
-        <w:t>Audit logging for sensitive interactions.</w:t>
-      </w:r>
-    </w:p>
-    <w:p>
-      <w:pPr>
-        <w:ind w:left="720"/>
-      </w:pPr>
-    </w:p>
-    <w:p>
-      <w:r>
-        <w:t xml:space="preserve">Out of Scope: </w:t>
-      </w:r>
-    </w:p>
-    <w:p>
-      <w:pPr>
+        <w:t>Authentication and Role-Based Access Control (RBAC).</w:t>
+      </w:r>
+    </w:p>
+    <w:p>
+      <w:pPr>
+        <w:pStyle w:val="ListParagraph"/>
         <w:numPr>
           <w:ilvl w:val="0"/>
-          <w:numId w:val="3"/>
+          <w:numId w:val="8"/>
         </w:numPr>
       </w:pPr>
       <w:r>
-        <w:t>Multi-tenancy, high availability (HA), or CI/CD pipelines.</w:t>
-      </w:r>
-    </w:p>
-    <w:p>
-      <w:pPr>
+        <w:t>Live integrations with Jira or other external systems.</w:t>
+      </w:r>
+    </w:p>
+    <w:p>
+      <w:pPr>
+        <w:pStyle w:val="ListParagraph"/>
         <w:numPr>
           <w:ilvl w:val="0"/>
-          <w:numId w:val="3"/>
+          <w:numId w:val="8"/>
         </w:numPr>
       </w:pPr>
       <w:r>
-        <w:t>Notifications (Email, Slack) or integrations beyond Jira.</w:t>
-      </w:r>
-    </w:p>
-    <w:p>
-      <w:pPr>
+        <w:t>CSV uploads, leave management, and skills management.</w:t>
+      </w:r>
+    </w:p>
+    <w:p>
+      <w:pPr>
+        <w:pStyle w:val="ListParagraph"/>
         <w:numPr>
           <w:ilvl w:val="0"/>
-          <w:numId w:val="3"/>
+          <w:numId w:val="8"/>
         </w:numPr>
       </w:pPr>
       <w:r>
-        <w:t>Mobile apps, autonomous AI agents, or AI-driven calculations/modifications.</w:t>
-      </w:r>
-    </w:p>
-    <w:p>
-      <w:pPr>
-        <w:ind w:left="720"/>
-      </w:pPr>
-    </w:p>
-    <w:p>
-      <w:r>
-        <w:t>FUNCTIONAL REQUIREMENTS</w:t>
-      </w:r>
-      <w:r>
-        <w:t>:</w:t>
-      </w:r>
-    </w:p>
-    <w:p>
-      <w:pPr>
+        <w:t>User administration, configuration management, and audit logging.</w:t>
+      </w:r>
+    </w:p>
+    <w:p>
+      <w:pPr>
+        <w:pStyle w:val="ListParagraph"/>
         <w:numPr>
           <w:ilvl w:val="0"/>
-          <w:numId w:val="4"/>
+          <w:numId w:val="8"/>
         </w:numPr>
       </w:pPr>
       <w:r>
-        <w:t>FR-1 Authenticate users exclusively via Entra ID.</w:t>
-      </w:r>
-    </w:p>
-    <w:p>
-      <w:pPr>
+        <w:t>Background synchronization, scheduling, and notification services.</w:t>
+      </w:r>
+    </w:p>
+    <w:p>
+      <w:pPr>
+        <w:pStyle w:val="ListParagraph"/>
         <w:numPr>
           <w:ilvl w:val="0"/>
-          <w:numId w:val="4"/>
+          <w:numId w:val="8"/>
         </w:numPr>
       </w:pPr>
       <w:r>
-        <w:t>FR-2 Enforce strict backend RBAC for data visibility.</w:t>
-      </w:r>
-    </w:p>
-    <w:p>
-      <w:pPr>
+        <w:t>Multi-tenancy, high availability, CI/CD pipelines, and production deployment.</w:t>
+      </w:r>
+    </w:p>
+    <w:p>
+      <w:pPr>
+        <w:pStyle w:val="ListParagraph"/>
         <w:numPr>
           <w:ilvl w:val="0"/>
-          <w:numId w:val="4"/>
+          <w:numId w:val="8"/>
         </w:numPr>
       </w:pPr>
       <w:r>
-        <w:t>FR-3 Ingest Jira data and allow CSV uploads for leave/skills.</w:t>
-      </w:r>
-    </w:p>
-    <w:p>
-      <w:pPr>
+        <w:t>Mobile applications and enterprise security features.</w:t>
+      </w:r>
+    </w:p>
+    <w:p>
+      <w:pPr>
+        <w:pStyle w:val="ListParagraph"/>
         <w:numPr>
           <w:ilvl w:val="0"/>
-          <w:numId w:val="4"/>
+          <w:numId w:val="8"/>
         </w:numPr>
       </w:pPr>
       <w:r>
-        <w:t>FR-4 Isolate malformed data without halting analytics runs.</w:t>
+        <w:t>AI-generated analytics, autonomous decision-making, or data modification.</w:t>
+      </w:r>
+    </w:p>
+    <w:p>
+      <w:pPr>
+        <w:pStyle w:val="ListParagraph"/>
+        <w:ind w:left="1440"/>
+      </w:pPr>
+    </w:p>
+    <w:p>
+      <w:pPr>
+        <w:rPr>
+          <w:b/>
+          <w:bCs/>
+        </w:rPr>
+      </w:pPr>
+      <w:r>
+        <w:rPr>
+          <w:b/>
+          <w:bCs/>
+        </w:rPr>
+        <w:lastRenderedPageBreak/>
+        <w:t>FUNCTIONAL REQUIREMENTS:</w:t>
       </w:r>
     </w:p>
     <w:p>
       <w:pPr>
         <w:numPr>
           <w:ilvl w:val="0"/>
-          <w:numId w:val="4"/>
+          <w:numId w:val="9"/>
         </w:numPr>
       </w:pPr>
       <w:r>
-        <w:t>FR-5 Calculate and persist metrics deterministically as immutable snapshots.</w:t>
+        <w:rPr>
+          <w:b/>
+          <w:bCs/>
+        </w:rPr>
+        <w:t>FR-1:</w:t>
+      </w:r>
+      <w:r>
+        <w:t xml:space="preserve"> Load and manage a predefined engineering dataset representing a simulated organization. </w:t>
       </w:r>
     </w:p>
     <w:p>
       <w:pPr>
         <w:numPr>
           <w:ilvl w:val="0"/>
-          <w:numId w:val="4"/>
+          <w:numId w:val="9"/>
         </w:numPr>
       </w:pPr>
       <w:r>
-        <w:t>FR-6 Render role-aware executive and team dashboards.</w:t>
+        <w:rPr>
+          <w:b/>
+          <w:bCs/>
+        </w:rPr>
+        <w:t>FR-2:</w:t>
+      </w:r>
+      <w:r>
+        <w:t xml:space="preserve"> Calculate workforce analytics deterministically, including utilization, workload, productivity, estimation accuracy, and team health. </w:t>
       </w:r>
     </w:p>
     <w:p>
       <w:pPr>
         <w:numPr>
           <w:ilvl w:val="0"/>
-          <w:numId w:val="4"/>
+          <w:numId w:val="9"/>
         </w:numPr>
       </w:pPr>
       <w:r>
-        <w:t>FR-7 Generate deterministic workforce recommendations.</w:t>
+        <w:rPr>
+          <w:b/>
+          <w:bCs/>
+        </w:rPr>
+        <w:t>FR-3:</w:t>
+      </w:r>
+      <w:r>
+        <w:t xml:space="preserve"> Generate rule-based recommendations based on calculated analytics. </w:t>
       </w:r>
     </w:p>
     <w:p>
       <w:pPr>
         <w:numPr>
           <w:ilvl w:val="0"/>
-          <w:numId w:val="4"/>
+          <w:numId w:val="9"/>
         </w:numPr>
       </w:pPr>
       <w:r>
-        <w:t>FR-8 Provide an AI Copilot that queries only snapshot data.</w:t>
+        <w:rPr>
+          <w:b/>
+          <w:bCs/>
+        </w:rPr>
+        <w:t>FR-4:</w:t>
+      </w:r>
+      <w:r>
+        <w:t xml:space="preserve"> Provide a Leadership Dashboard with organization-wide insights, KPIs, and team comparisons. </w:t>
       </w:r>
     </w:p>
     <w:p>
       <w:pPr>
         <w:numPr>
           <w:ilvl w:val="0"/>
-          <w:numId w:val="4"/>
+          <w:numId w:val="9"/>
         </w:numPr>
       </w:pPr>
       <w:r>
-        <w:t>FR-9 Provide an Admin interface for configurations and data resolution.</w:t>
+        <w:rPr>
+          <w:b/>
+          <w:bCs/>
+        </w:rPr>
+        <w:t>FR-5:</w:t>
+      </w:r>
+      <w:r>
+        <w:t xml:space="preserve"> Provide a Delivery Manager Dashboard with team-level analytics and engineer-level metrics. </w:t>
       </w:r>
     </w:p>
     <w:p>
       <w:pPr>
         <w:numPr>
           <w:ilvl w:val="0"/>
-          <w:numId w:val="4"/>
+          <w:numId w:val="9"/>
         </w:numPr>
       </w:pPr>
       <w:r>
-        <w:t>FR-10 Maintain immutable audit logs for configurations and AI interactions.</w:t>
-      </w:r>
-    </w:p>
-    <w:p/>
-    <w:p>
-      <w:r>
-        <w:t>NON-FUNCTIONAL REQUIREMENTS</w:t>
-      </w:r>
-      <w:r>
-        <w:t>:</w:t>
+        <w:rPr>
+          <w:b/>
+          <w:bCs/>
+        </w:rPr>
+        <w:t>FR-6:</w:t>
+      </w:r>
+      <w:r>
+        <w:t xml:space="preserve"> Visualize workforce insights using interactive charts, KPI cards, and summary views. </w:t>
       </w:r>
     </w:p>
     <w:p>
       <w:pPr>
         <w:numPr>
           <w:ilvl w:val="0"/>
-          <w:numId w:val="5"/>
+          <w:numId w:val="9"/>
         </w:numPr>
       </w:pPr>
       <w:r>
-        <w:t>Security &amp; Auth: Zero-trust backend, default-deny RBAC, with authentication fully delegated to Entra ID.</w:t>
+        <w:rPr>
+          <w:b/>
+          <w:bCs/>
+        </w:rPr>
+        <w:t>FR-7:</w:t>
+      </w:r>
+      <w:r>
+        <w:t xml:space="preserve"> Provide an AI Copilot that answers natural language questions using only pre-calculated analytics. </w:t>
       </w:r>
     </w:p>
     <w:p>
       <w:pPr>
         <w:numPr>
           <w:ilvl w:val="0"/>
-          <w:numId w:val="5"/>
+          <w:numId w:val="9"/>
         </w:numPr>
       </w:pPr>
       <w:r>
-        <w:t>AI Boundaries: AI acts purely as an explanation layer, forbidden from calculating metrics or bypassing filters.</w:t>
+        <w:rPr>
+          <w:b/>
+          <w:bCs/>
+        </w:rPr>
+        <w:t>FR-8:</w:t>
+      </w:r>
+      <w:r>
+        <w:t xml:space="preserve"> Ensure the AI Copilot explains analytics and recommendations without performing calculations or modifying data. </w:t>
       </w:r>
     </w:p>
     <w:p>
       <w:pPr>
         <w:numPr>
           <w:ilvl w:val="0"/>
-          <w:numId w:val="5"/>
+          <w:numId w:val="9"/>
         </w:numPr>
       </w:pPr>
       <w:r>
-        <w:t>Performance &amp; Reliability: Async background processing with graceful degradation; dashboards consume fast, pre-calculated snapshots.</w:t>
-      </w:r>
-    </w:p>
-    <w:p>
-      <w:pPr>
+        <w:rPr>
+          <w:b/>
+          <w:bCs/>
+        </w:rPr>
+        <w:t>FR-9:</w:t>
+      </w:r>
+      <w:r>
+        <w:t xml:space="preserve"> Allow switching between Leadership and Delivery Manager views for demonstration purposes. </w:t>
+      </w:r>
+    </w:p>
+    <w:p>
+      <w:pPr>
+        <w:rPr>
+          <w:b/>
+          <w:bCs/>
+        </w:rPr>
+      </w:pPr>
+    </w:p>
+    <w:p>
+      <w:pPr>
+        <w:rPr>
+          <w:b/>
+          <w:bCs/>
+        </w:rPr>
+      </w:pPr>
+      <w:r>
+        <w:rPr>
+          <w:b/>
+          <w:bCs/>
+        </w:rPr>
+        <w:t>NON-FUNCTIONAL REQUIREMENTS:</w:t>
+      </w:r>
+    </w:p>
+    <w:p>
+      <w:pPr>
+        <w:pStyle w:val="ListParagraph"/>
         <w:numPr>
           <w:ilvl w:val="0"/>
-          <w:numId w:val="5"/>
+          <w:numId w:val="9"/>
         </w:numPr>
       </w:pPr>
       <w:r>
-        <w:t>Architecture &amp; Deployment: Modular monolith deployed via a single Docker Compose command for rapid demonstration.</w:t>
-      </w:r>
-    </w:p>
-    <w:p>
-      <w:pPr>
-        <w:ind w:left="720"/>
-      </w:pPr>
-    </w:p>
-    <w:p>
-      <w:r>
-        <w:t>SUCCESS CRITERIA / DEFINITION OF DONE</w:t>
-      </w:r>
-    </w:p>
-    <w:p>
-      <w:pPr>
+        <w:rPr>
+          <w:b/>
+          <w:bCs/>
+        </w:rPr>
+        <w:t>Simplicity:</w:t>
+      </w:r>
+      <w:r>
+        <w:t xml:space="preserve"> The solution should prioritize rapid development, clarity, and demonstration value over enterprise-grade implementation. </w:t>
+      </w:r>
+    </w:p>
+    <w:p>
+      <w:pPr>
+        <w:pStyle w:val="ListParagraph"/>
         <w:numPr>
           <w:ilvl w:val="0"/>
-          <w:numId w:val="6"/>
+          <w:numId w:val="9"/>
         </w:numPr>
       </w:pPr>
       <w:r>
-        <w:t> Users authenticate via Entra ID with correctly enforced roles.</w:t>
-      </w:r>
-    </w:p>
-    <w:p>
-      <w:pPr>
+        <w:rPr>
+          <w:b/>
+          <w:bCs/>
+        </w:rPr>
+        <w:t>Deterministic Analytics:</w:t>
+      </w:r>
+      <w:r>
+        <w:t xml:space="preserve"> All workforce metrics and recommendations must be generated through deterministic Python business logic. </w:t>
+      </w:r>
+    </w:p>
+    <w:p>
+      <w:pPr>
+        <w:pStyle w:val="ListParagraph"/>
         <w:numPr>
           <w:ilvl w:val="0"/>
-          <w:numId w:val="6"/>
+          <w:numId w:val="9"/>
         </w:numPr>
       </w:pPr>
       <w:r>
-        <w:t> Jira data syncs and maps to internal users successfully.</w:t>
-      </w:r>
-    </w:p>
-    <w:p>
-      <w:pPr>
+        <w:rPr>
+          <w:b/>
+          <w:bCs/>
+        </w:rPr>
+        <w:t>AI Boundaries:</w:t>
+      </w:r>
+      <w:r>
+        <w:t xml:space="preserve"> The AI Copilot acts solely as an explanation and reasoning layer and must never calculate metrics or modify business data. </w:t>
+      </w:r>
+    </w:p>
+    <w:p>
+      <w:pPr>
+        <w:pStyle w:val="ListParagraph"/>
         <w:numPr>
           <w:ilvl w:val="0"/>
-          <w:numId w:val="6"/>
+          <w:numId w:val="9"/>
         </w:numPr>
       </w:pPr>
       <w:r>
-        <w:t> Background worker correctly generates immutable analytics snapshots.</w:t>
-      </w:r>
-    </w:p>
-    <w:p>
-      <w:pPr>
+        <w:rPr>
+          <w:b/>
+          <w:bCs/>
+        </w:rPr>
+        <w:t>Performance:</w:t>
+      </w:r>
+      <w:r>
+        <w:t xml:space="preserve"> Dashboards should provide fast responses using precomputed analytics suitable for live demonstrations. </w:t>
+      </w:r>
+    </w:p>
+    <w:p>
+      <w:pPr>
+        <w:pStyle w:val="ListParagraph"/>
         <w:numPr>
           <w:ilvl w:val="0"/>
-          <w:numId w:val="6"/>
+          <w:numId w:val="9"/>
         </w:numPr>
       </w:pPr>
       <w:r>
-        <w:t> Dashboards display role-accurate utilization and capacity metrics.</w:t>
-      </w:r>
-    </w:p>
-    <w:p>
-      <w:pPr>
-        <w:numPr>
-          <w:ilvl w:val="0"/>
-          <w:numId w:val="6"/>
-        </w:numPr>
-      </w:pPr>
-      <w:r>
-        <w:t> Admins can view and resolve flagged data quality issues.</w:t>
-      </w:r>
-    </w:p>
-    <w:p>
-      <w:pPr>
-        <w:numPr>
-          <w:ilvl w:val="0"/>
-          <w:numId w:val="6"/>
-        </w:numPr>
-      </w:pPr>
-      <w:r>
-        <w:t> AI Copilot answers queries securely using only snapshot data.</w:t>
-      </w:r>
-    </w:p>
-    <w:p>
-      <w:pPr>
-        <w:numPr>
-          <w:ilvl w:val="0"/>
-          <w:numId w:val="6"/>
-        </w:numPr>
-      </w:pPr>
-      <w:r>
-        <w:t> Admin workflows (uploads, config, manual triggers) function flawlessly.</w:t>
-      </w:r>
-    </w:p>
-    <w:p>
-      <w:pPr>
-        <w:numPr>
-          <w:ilvl w:val="0"/>
-          <w:numId w:val="6"/>
-        </w:numPr>
-      </w:pPr>
-      <w:r>
-        <w:t> End-to-end demonstration runs sequentially without developer intervention.</w:t>
-      </w:r>
+        <w:rPr>
+          <w:b/>
+          <w:bCs/>
+        </w:rPr>
+        <w:t>Architecture:</w:t>
+      </w:r>
+      <w:r>
+        <w:t xml:space="preserve"> The application should follow a clean modular architecture with clear separation between the Analytics Engine, Recommendation Engine, AI Copilot, and Dashboard modules, enabling future expansion without major redesign.</w:t>
+      </w:r>
+    </w:p>
+    <w:p>
+      <w:pPr>
+        <w:ind w:left="720"/>
+      </w:pPr>
     </w:p>
     <w:sectPr>
       <w:pgSz w:w="11906" w:h="16838"/>
@@ -705,6 +835,268 @@
     </w:lvl>
   </w:abstractNum>
   <w:abstractNum w:abstractNumId="1" w15:restartNumberingAfterBreak="0">
+    <w:nsid w:val="0EAB6F43"/>
+    <w:multiLevelType w:val="multilevel"/>
+    <w:tmpl w:val="4D4E0128"/>
+    <w:lvl w:ilvl="0">
+      <w:start w:val="1"/>
+      <w:numFmt w:val="bullet"/>
+      <w:lvlText w:val=""/>
+      <w:lvlJc w:val="left"/>
+      <w:pPr>
+        <w:tabs>
+          <w:tab w:val="num" w:pos="720"/>
+        </w:tabs>
+        <w:ind w:left="720" w:hanging="360"/>
+      </w:pPr>
+      <w:rPr>
+        <w:rFonts w:ascii="Symbol" w:hAnsi="Symbol" w:hint="default"/>
+        <w:sz w:val="20"/>
+      </w:rPr>
+    </w:lvl>
+    <w:lvl w:ilvl="1" w:tentative="1">
+      <w:start w:val="1"/>
+      <w:numFmt w:val="bullet"/>
+      <w:lvlText w:val="o"/>
+      <w:lvlJc w:val="left"/>
+      <w:pPr>
+        <w:tabs>
+          <w:tab w:val="num" w:pos="1440"/>
+        </w:tabs>
+        <w:ind w:left="1440" w:hanging="360"/>
+      </w:pPr>
+      <w:rPr>
+        <w:rFonts w:ascii="Courier New" w:hAnsi="Courier New" w:hint="default"/>
+        <w:sz w:val="20"/>
+      </w:rPr>
+    </w:lvl>
+    <w:lvl w:ilvl="2" w:tentative="1">
+      <w:start w:val="1"/>
+      <w:numFmt w:val="bullet"/>
+      <w:lvlText w:val=""/>
+      <w:lvlJc w:val="left"/>
+      <w:pPr>
+        <w:tabs>
+          <w:tab w:val="num" w:pos="2160"/>
+        </w:tabs>
+        <w:ind w:left="2160" w:hanging="360"/>
+      </w:pPr>
+      <w:rPr>
+        <w:rFonts w:ascii="Wingdings" w:hAnsi="Wingdings" w:hint="default"/>
+        <w:sz w:val="20"/>
+      </w:rPr>
+    </w:lvl>
+    <w:lvl w:ilvl="3" w:tentative="1">
+      <w:start w:val="1"/>
+      <w:numFmt w:val="bullet"/>
+      <w:lvlText w:val=""/>
+      <w:lvlJc w:val="left"/>
+      <w:pPr>
+        <w:tabs>
+          <w:tab w:val="num" w:pos="2880"/>
+        </w:tabs>
+        <w:ind w:left="2880" w:hanging="360"/>
+      </w:pPr>
+      <w:rPr>
+        <w:rFonts w:ascii="Wingdings" w:hAnsi="Wingdings" w:hint="default"/>
+        <w:sz w:val="20"/>
+      </w:rPr>
+    </w:lvl>
+    <w:lvl w:ilvl="4" w:tentative="1">
+      <w:start w:val="1"/>
+      <w:numFmt w:val="bullet"/>
+      <w:lvlText w:val=""/>
+      <w:lvlJc w:val="left"/>
+      <w:pPr>
+        <w:tabs>
+          <w:tab w:val="num" w:pos="3600"/>
+        </w:tabs>
+        <w:ind w:left="3600" w:hanging="360"/>
+      </w:pPr>
+      <w:rPr>
+        <w:rFonts w:ascii="Wingdings" w:hAnsi="Wingdings" w:hint="default"/>
+        <w:sz w:val="20"/>
+      </w:rPr>
+    </w:lvl>
+    <w:lvl w:ilvl="5" w:tentative="1">
+      <w:start w:val="1"/>
+      <w:numFmt w:val="bullet"/>
+      <w:lvlText w:val=""/>
+      <w:lvlJc w:val="left"/>
+      <w:pPr>
+        <w:tabs>
+          <w:tab w:val="num" w:pos="4320"/>
+        </w:tabs>
+        <w:ind w:left="4320" w:hanging="360"/>
+      </w:pPr>
+      <w:rPr>
+        <w:rFonts w:ascii="Wingdings" w:hAnsi="Wingdings" w:hint="default"/>
+        <w:sz w:val="20"/>
+      </w:rPr>
+    </w:lvl>
+    <w:lvl w:ilvl="6" w:tentative="1">
+      <w:start w:val="1"/>
+      <w:numFmt w:val="bullet"/>
+      <w:lvlText w:val=""/>
+      <w:lvlJc w:val="left"/>
+      <w:pPr>
+        <w:tabs>
+          <w:tab w:val="num" w:pos="5040"/>
+        </w:tabs>
+        <w:ind w:left="5040" w:hanging="360"/>
+      </w:pPr>
+      <w:rPr>
+        <w:rFonts w:ascii="Wingdings" w:hAnsi="Wingdings" w:hint="default"/>
+        <w:sz w:val="20"/>
+      </w:rPr>
+    </w:lvl>
+    <w:lvl w:ilvl="7" w:tentative="1">
+      <w:start w:val="1"/>
+      <w:numFmt w:val="bullet"/>
+      <w:lvlText w:val=""/>
+      <w:lvlJc w:val="left"/>
+      <w:pPr>
+        <w:tabs>
+          <w:tab w:val="num" w:pos="5760"/>
+        </w:tabs>
+        <w:ind w:left="5760" w:hanging="360"/>
+      </w:pPr>
+      <w:rPr>
+        <w:rFonts w:ascii="Wingdings" w:hAnsi="Wingdings" w:hint="default"/>
+        <w:sz w:val="20"/>
+      </w:rPr>
+    </w:lvl>
+    <w:lvl w:ilvl="8" w:tentative="1">
+      <w:start w:val="1"/>
+      <w:numFmt w:val="bullet"/>
+      <w:lvlText w:val=""/>
+      <w:lvlJc w:val="left"/>
+      <w:pPr>
+        <w:tabs>
+          <w:tab w:val="num" w:pos="6480"/>
+        </w:tabs>
+        <w:ind w:left="6480" w:hanging="360"/>
+      </w:pPr>
+      <w:rPr>
+        <w:rFonts w:ascii="Wingdings" w:hAnsi="Wingdings" w:hint="default"/>
+        <w:sz w:val="20"/>
+      </w:rPr>
+    </w:lvl>
+  </w:abstractNum>
+  <w:abstractNum w:abstractNumId="2" w15:restartNumberingAfterBreak="0">
+    <w:nsid w:val="17584868"/>
+    <w:multiLevelType w:val="hybridMultilevel"/>
+    <w:tmpl w:val="FBA0ACE0"/>
+    <w:lvl w:ilvl="0" w:tplc="40090001">
+      <w:start w:val="1"/>
+      <w:numFmt w:val="bullet"/>
+      <w:lvlText w:val=""/>
+      <w:lvlJc w:val="left"/>
+      <w:pPr>
+        <w:ind w:left="1440" w:hanging="360"/>
+      </w:pPr>
+      <w:rPr>
+        <w:rFonts w:ascii="Symbol" w:hAnsi="Symbol" w:hint="default"/>
+      </w:rPr>
+    </w:lvl>
+    <w:lvl w:ilvl="1" w:tplc="40090003" w:tentative="1">
+      <w:start w:val="1"/>
+      <w:numFmt w:val="bullet"/>
+      <w:lvlText w:val="o"/>
+      <w:lvlJc w:val="left"/>
+      <w:pPr>
+        <w:ind w:left="2160" w:hanging="360"/>
+      </w:pPr>
+      <w:rPr>
+        <w:rFonts w:ascii="Courier New" w:hAnsi="Courier New" w:cs="Courier New" w:hint="default"/>
+      </w:rPr>
+    </w:lvl>
+    <w:lvl w:ilvl="2" w:tplc="40090005" w:tentative="1">
+      <w:start w:val="1"/>
+      <w:numFmt w:val="bullet"/>
+      <w:lvlText w:val=""/>
+      <w:lvlJc w:val="left"/>
+      <w:pPr>
+        <w:ind w:left="2880" w:hanging="360"/>
+      </w:pPr>
+      <w:rPr>
+        <w:rFonts w:ascii="Wingdings" w:hAnsi="Wingdings" w:hint="default"/>
+      </w:rPr>
+    </w:lvl>
+    <w:lvl w:ilvl="3" w:tplc="40090001" w:tentative="1">
+      <w:start w:val="1"/>
+      <w:numFmt w:val="bullet"/>
+      <w:lvlText w:val=""/>
+      <w:lvlJc w:val="left"/>
+      <w:pPr>
+        <w:ind w:left="3600" w:hanging="360"/>
+      </w:pPr>
+      <w:rPr>
+        <w:rFonts w:ascii="Symbol" w:hAnsi="Symbol" w:hint="default"/>
+      </w:rPr>
+    </w:lvl>
+    <w:lvl w:ilvl="4" w:tplc="40090003" w:tentative="1">
+      <w:start w:val="1"/>
+      <w:numFmt w:val="bullet"/>
+      <w:lvlText w:val="o"/>
+      <w:lvlJc w:val="left"/>
+      <w:pPr>
+        <w:ind w:left="4320" w:hanging="360"/>
+      </w:pPr>
+      <w:rPr>
+        <w:rFonts w:ascii="Courier New" w:hAnsi="Courier New" w:cs="Courier New" w:hint="default"/>
+      </w:rPr>
+    </w:lvl>
+    <w:lvl w:ilvl="5" w:tplc="40090005" w:tentative="1">
+      <w:start w:val="1"/>
+      <w:numFmt w:val="bullet"/>
+      <w:lvlText w:val=""/>
+      <w:lvlJc w:val="left"/>
+      <w:pPr>
+        <w:ind w:left="5040" w:hanging="360"/>
+      </w:pPr>
+      <w:rPr>
+        <w:rFonts w:ascii="Wingdings" w:hAnsi="Wingdings" w:hint="default"/>
+      </w:rPr>
+    </w:lvl>
+    <w:lvl w:ilvl="6" w:tplc="40090001" w:tentative="1">
+      <w:start w:val="1"/>
+      <w:numFmt w:val="bullet"/>
+      <w:lvlText w:val=""/>
+      <w:lvlJc w:val="left"/>
+      <w:pPr>
+        <w:ind w:left="5760" w:hanging="360"/>
+      </w:pPr>
+      <w:rPr>
+        <w:rFonts w:ascii="Symbol" w:hAnsi="Symbol" w:hint="default"/>
+      </w:rPr>
+    </w:lvl>
+    <w:lvl w:ilvl="7" w:tplc="40090003" w:tentative="1">
+      <w:start w:val="1"/>
+      <w:numFmt w:val="bullet"/>
+      <w:lvlText w:val="o"/>
+      <w:lvlJc w:val="left"/>
+      <w:pPr>
+        <w:ind w:left="6480" w:hanging="360"/>
+      </w:pPr>
+      <w:rPr>
+        <w:rFonts w:ascii="Courier New" w:hAnsi="Courier New" w:cs="Courier New" w:hint="default"/>
+      </w:rPr>
+    </w:lvl>
+    <w:lvl w:ilvl="8" w:tplc="40090005" w:tentative="1">
+      <w:start w:val="1"/>
+      <w:numFmt w:val="bullet"/>
+      <w:lvlText w:val=""/>
+      <w:lvlJc w:val="left"/>
+      <w:pPr>
+        <w:ind w:left="7200" w:hanging="360"/>
+      </w:pPr>
+      <w:rPr>
+        <w:rFonts w:ascii="Wingdings" w:hAnsi="Wingdings" w:hint="default"/>
+      </w:rPr>
+    </w:lvl>
+  </w:abstractNum>
+  <w:abstractNum w:abstractNumId="3" w15:restartNumberingAfterBreak="0">
     <w:nsid w:val="18437824"/>
     <w:multiLevelType w:val="multilevel"/>
     <w:tmpl w:val="EA3488FA"/>
@@ -853,7 +1245,7 @@
       </w:rPr>
     </w:lvl>
   </w:abstractNum>
-  <w:abstractNum w:abstractNumId="2" w15:restartNumberingAfterBreak="0">
+  <w:abstractNum w:abstractNumId="4" w15:restartNumberingAfterBreak="0">
     <w:nsid w:val="2EBD44FE"/>
     <w:multiLevelType w:val="multilevel"/>
     <w:tmpl w:val="2CE0125A"/>
@@ -1002,7 +1394,233 @@
       </w:rPr>
     </w:lvl>
   </w:abstractNum>
-  <w:abstractNum w:abstractNumId="3" w15:restartNumberingAfterBreak="0">
+  <w:abstractNum w:abstractNumId="5" w15:restartNumberingAfterBreak="0">
+    <w:nsid w:val="3F0A159A"/>
+    <w:multiLevelType w:val="hybridMultilevel"/>
+    <w:tmpl w:val="E878CD2A"/>
+    <w:lvl w:ilvl="0" w:tplc="40090001">
+      <w:start w:val="1"/>
+      <w:numFmt w:val="bullet"/>
+      <w:lvlText w:val=""/>
+      <w:lvlJc w:val="left"/>
+      <w:pPr>
+        <w:ind w:left="1440" w:hanging="360"/>
+      </w:pPr>
+      <w:rPr>
+        <w:rFonts w:ascii="Symbol" w:hAnsi="Symbol" w:hint="default"/>
+      </w:rPr>
+    </w:lvl>
+    <w:lvl w:ilvl="1" w:tplc="40090003" w:tentative="1">
+      <w:start w:val="1"/>
+      <w:numFmt w:val="bullet"/>
+      <w:lvlText w:val="o"/>
+      <w:lvlJc w:val="left"/>
+      <w:pPr>
+        <w:ind w:left="2160" w:hanging="360"/>
+      </w:pPr>
+      <w:rPr>
+        <w:rFonts w:ascii="Courier New" w:hAnsi="Courier New" w:cs="Courier New" w:hint="default"/>
+      </w:rPr>
+    </w:lvl>
+    <w:lvl w:ilvl="2" w:tplc="40090005" w:tentative="1">
+      <w:start w:val="1"/>
+      <w:numFmt w:val="bullet"/>
+      <w:lvlText w:val=""/>
+      <w:lvlJc w:val="left"/>
+      <w:pPr>
+        <w:ind w:left="2880" w:hanging="360"/>
+      </w:pPr>
+      <w:rPr>
+        <w:rFonts w:ascii="Wingdings" w:hAnsi="Wingdings" w:hint="default"/>
+      </w:rPr>
+    </w:lvl>
+    <w:lvl w:ilvl="3" w:tplc="40090001" w:tentative="1">
+      <w:start w:val="1"/>
+      <w:numFmt w:val="bullet"/>
+      <w:lvlText w:val=""/>
+      <w:lvlJc w:val="left"/>
+      <w:pPr>
+        <w:ind w:left="3600" w:hanging="360"/>
+      </w:pPr>
+      <w:rPr>
+        <w:rFonts w:ascii="Symbol" w:hAnsi="Symbol" w:hint="default"/>
+      </w:rPr>
+    </w:lvl>
+    <w:lvl w:ilvl="4" w:tplc="40090003" w:tentative="1">
+      <w:start w:val="1"/>
+      <w:numFmt w:val="bullet"/>
+      <w:lvlText w:val="o"/>
+      <w:lvlJc w:val="left"/>
+      <w:pPr>
+        <w:ind w:left="4320" w:hanging="360"/>
+      </w:pPr>
+      <w:rPr>
+        <w:rFonts w:ascii="Courier New" w:hAnsi="Courier New" w:cs="Courier New" w:hint="default"/>
+      </w:rPr>
+    </w:lvl>
+    <w:lvl w:ilvl="5" w:tplc="40090005" w:tentative="1">
+      <w:start w:val="1"/>
+      <w:numFmt w:val="bullet"/>
+      <w:lvlText w:val=""/>
+      <w:lvlJc w:val="left"/>
+      <w:pPr>
+        <w:ind w:left="5040" w:hanging="360"/>
+      </w:pPr>
+      <w:rPr>
+        <w:rFonts w:ascii="Wingdings" w:hAnsi="Wingdings" w:hint="default"/>
+      </w:rPr>
+    </w:lvl>
+    <w:lvl w:ilvl="6" w:tplc="40090001" w:tentative="1">
+      <w:start w:val="1"/>
+      <w:numFmt w:val="bullet"/>
+      <w:lvlText w:val=""/>
+      <w:lvlJc w:val="left"/>
+      <w:pPr>
+        <w:ind w:left="5760" w:hanging="360"/>
+      </w:pPr>
+      <w:rPr>
+        <w:rFonts w:ascii="Symbol" w:hAnsi="Symbol" w:hint="default"/>
+      </w:rPr>
+    </w:lvl>
+    <w:lvl w:ilvl="7" w:tplc="40090003" w:tentative="1">
+      <w:start w:val="1"/>
+      <w:numFmt w:val="bullet"/>
+      <w:lvlText w:val="o"/>
+      <w:lvlJc w:val="left"/>
+      <w:pPr>
+        <w:ind w:left="6480" w:hanging="360"/>
+      </w:pPr>
+      <w:rPr>
+        <w:rFonts w:ascii="Courier New" w:hAnsi="Courier New" w:cs="Courier New" w:hint="default"/>
+      </w:rPr>
+    </w:lvl>
+    <w:lvl w:ilvl="8" w:tplc="40090005" w:tentative="1">
+      <w:start w:val="1"/>
+      <w:numFmt w:val="bullet"/>
+      <w:lvlText w:val=""/>
+      <w:lvlJc w:val="left"/>
+      <w:pPr>
+        <w:ind w:left="7200" w:hanging="360"/>
+      </w:pPr>
+      <w:rPr>
+        <w:rFonts w:ascii="Wingdings" w:hAnsi="Wingdings" w:hint="default"/>
+      </w:rPr>
+    </w:lvl>
+  </w:abstractNum>
+  <w:abstractNum w:abstractNumId="6" w15:restartNumberingAfterBreak="0">
+    <w:nsid w:val="4F106DE7"/>
+    <w:multiLevelType w:val="hybridMultilevel"/>
+    <w:tmpl w:val="2FB81F74"/>
+    <w:lvl w:ilvl="0" w:tplc="40090001">
+      <w:start w:val="1"/>
+      <w:numFmt w:val="bullet"/>
+      <w:lvlText w:val=""/>
+      <w:lvlJc w:val="left"/>
+      <w:pPr>
+        <w:ind w:left="1440" w:hanging="360"/>
+      </w:pPr>
+      <w:rPr>
+        <w:rFonts w:ascii="Symbol" w:hAnsi="Symbol" w:hint="default"/>
+      </w:rPr>
+    </w:lvl>
+    <w:lvl w:ilvl="1" w:tplc="40090003" w:tentative="1">
+      <w:start w:val="1"/>
+      <w:numFmt w:val="bullet"/>
+      <w:lvlText w:val="o"/>
+      <w:lvlJc w:val="left"/>
+      <w:pPr>
+        <w:ind w:left="2160" w:hanging="360"/>
+      </w:pPr>
+      <w:rPr>
+        <w:rFonts w:ascii="Courier New" w:hAnsi="Courier New" w:cs="Courier New" w:hint="default"/>
+      </w:rPr>
+    </w:lvl>
+    <w:lvl w:ilvl="2" w:tplc="40090005" w:tentative="1">
+      <w:start w:val="1"/>
+      <w:numFmt w:val="bullet"/>
+      <w:lvlText w:val=""/>
+      <w:lvlJc w:val="left"/>
+      <w:pPr>
+        <w:ind w:left="2880" w:hanging="360"/>
+      </w:pPr>
+      <w:rPr>
+        <w:rFonts w:ascii="Wingdings" w:hAnsi="Wingdings" w:hint="default"/>
+      </w:rPr>
+    </w:lvl>
+    <w:lvl w:ilvl="3" w:tplc="40090001" w:tentative="1">
+      <w:start w:val="1"/>
+      <w:numFmt w:val="bullet"/>
+      <w:lvlText w:val=""/>
+      <w:lvlJc w:val="left"/>
+      <w:pPr>
+        <w:ind w:left="3600" w:hanging="360"/>
+      </w:pPr>
+      <w:rPr>
+        <w:rFonts w:ascii="Symbol" w:hAnsi="Symbol" w:hint="default"/>
+      </w:rPr>
+    </w:lvl>
+    <w:lvl w:ilvl="4" w:tplc="40090003" w:tentative="1">
+      <w:start w:val="1"/>
+      <w:numFmt w:val="bullet"/>
+      <w:lvlText w:val="o"/>
+      <w:lvlJc w:val="left"/>
+      <w:pPr>
+        <w:ind w:left="4320" w:hanging="360"/>
+      </w:pPr>
+      <w:rPr>
+        <w:rFonts w:ascii="Courier New" w:hAnsi="Courier New" w:cs="Courier New" w:hint="default"/>
+      </w:rPr>
+    </w:lvl>
+    <w:lvl w:ilvl="5" w:tplc="40090005" w:tentative="1">
+      <w:start w:val="1"/>
+      <w:numFmt w:val="bullet"/>
+      <w:lvlText w:val=""/>
+      <w:lvlJc w:val="left"/>
+      <w:pPr>
+        <w:ind w:left="5040" w:hanging="360"/>
+      </w:pPr>
+      <w:rPr>
+        <w:rFonts w:ascii="Wingdings" w:hAnsi="Wingdings" w:hint="default"/>
+      </w:rPr>
+    </w:lvl>
+    <w:lvl w:ilvl="6" w:tplc="40090001" w:tentative="1">
+      <w:start w:val="1"/>
+      <w:numFmt w:val="bullet"/>
+      <w:lvlText w:val=""/>
+      <w:lvlJc w:val="left"/>
+      <w:pPr>
+        <w:ind w:left="5760" w:hanging="360"/>
+      </w:pPr>
+      <w:rPr>
+        <w:rFonts w:ascii="Symbol" w:hAnsi="Symbol" w:hint="default"/>
+      </w:rPr>
+    </w:lvl>
+    <w:lvl w:ilvl="7" w:tplc="40090003" w:tentative="1">
+      <w:start w:val="1"/>
+      <w:numFmt w:val="bullet"/>
+      <w:lvlText w:val="o"/>
+      <w:lvlJc w:val="left"/>
+      <w:pPr>
+        <w:ind w:left="6480" w:hanging="360"/>
+      </w:pPr>
+      <w:rPr>
+        <w:rFonts w:ascii="Courier New" w:hAnsi="Courier New" w:cs="Courier New" w:hint="default"/>
+      </w:rPr>
+    </w:lvl>
+    <w:lvl w:ilvl="8" w:tplc="40090005" w:tentative="1">
+      <w:start w:val="1"/>
+      <w:numFmt w:val="bullet"/>
+      <w:lvlText w:val=""/>
+      <w:lvlJc w:val="left"/>
+      <w:pPr>
+        <w:ind w:left="7200" w:hanging="360"/>
+      </w:pPr>
+      <w:rPr>
+        <w:rFonts w:ascii="Wingdings" w:hAnsi="Wingdings" w:hint="default"/>
+      </w:rPr>
+    </w:lvl>
+  </w:abstractNum>
+  <w:abstractNum w:abstractNumId="7" w15:restartNumberingAfterBreak="0">
     <w:nsid w:val="51C81BC8"/>
     <w:multiLevelType w:val="multilevel"/>
     <w:tmpl w:val="E87A12C8"/>
@@ -1151,7 +1769,120 @@
       </w:rPr>
     </w:lvl>
   </w:abstractNum>
-  <w:abstractNum w:abstractNumId="4" w15:restartNumberingAfterBreak="0">
+  <w:abstractNum w:abstractNumId="8" w15:restartNumberingAfterBreak="0">
+    <w:nsid w:val="648A3E4D"/>
+    <w:multiLevelType w:val="hybridMultilevel"/>
+    <w:tmpl w:val="ACFEFF40"/>
+    <w:lvl w:ilvl="0" w:tplc="40090001">
+      <w:start w:val="1"/>
+      <w:numFmt w:val="bullet"/>
+      <w:lvlText w:val=""/>
+      <w:lvlJc w:val="left"/>
+      <w:pPr>
+        <w:ind w:left="1440" w:hanging="360"/>
+      </w:pPr>
+      <w:rPr>
+        <w:rFonts w:ascii="Symbol" w:hAnsi="Symbol" w:hint="default"/>
+      </w:rPr>
+    </w:lvl>
+    <w:lvl w:ilvl="1" w:tplc="40090003" w:tentative="1">
+      <w:start w:val="1"/>
+      <w:numFmt w:val="bullet"/>
+      <w:lvlText w:val="o"/>
+      <w:lvlJc w:val="left"/>
+      <w:pPr>
+        <w:ind w:left="2160" w:hanging="360"/>
+      </w:pPr>
+      <w:rPr>
+        <w:rFonts w:ascii="Courier New" w:hAnsi="Courier New" w:cs="Courier New" w:hint="default"/>
+      </w:rPr>
+    </w:lvl>
+    <w:lvl w:ilvl="2" w:tplc="40090005" w:tentative="1">
+      <w:start w:val="1"/>
+      <w:numFmt w:val="bullet"/>
+      <w:lvlText w:val=""/>
+      <w:lvlJc w:val="left"/>
+      <w:pPr>
+        <w:ind w:left="2880" w:hanging="360"/>
+      </w:pPr>
+      <w:rPr>
+        <w:rFonts w:ascii="Wingdings" w:hAnsi="Wingdings" w:hint="default"/>
+      </w:rPr>
+    </w:lvl>
+    <w:lvl w:ilvl="3" w:tplc="40090001" w:tentative="1">
+      <w:start w:val="1"/>
+      <w:numFmt w:val="bullet"/>
+      <w:lvlText w:val=""/>
+      <w:lvlJc w:val="left"/>
+      <w:pPr>
+        <w:ind w:left="3600" w:hanging="360"/>
+      </w:pPr>
+      <w:rPr>
+        <w:rFonts w:ascii="Symbol" w:hAnsi="Symbol" w:hint="default"/>
+      </w:rPr>
+    </w:lvl>
+    <w:lvl w:ilvl="4" w:tplc="40090003" w:tentative="1">
+      <w:start w:val="1"/>
+      <w:numFmt w:val="bullet"/>
+      <w:lvlText w:val="o"/>
+      <w:lvlJc w:val="left"/>
+      <w:pPr>
+        <w:ind w:left="4320" w:hanging="360"/>
+      </w:pPr>
+      <w:rPr>
+        <w:rFonts w:ascii="Courier New" w:hAnsi="Courier New" w:cs="Courier New" w:hint="default"/>
+      </w:rPr>
+    </w:lvl>
+    <w:lvl w:ilvl="5" w:tplc="40090005" w:tentative="1">
+      <w:start w:val="1"/>
+      <w:numFmt w:val="bullet"/>
+      <w:lvlText w:val=""/>
+      <w:lvlJc w:val="left"/>
+      <w:pPr>
+        <w:ind w:left="5040" w:hanging="360"/>
+      </w:pPr>
+      <w:rPr>
+        <w:rFonts w:ascii="Wingdings" w:hAnsi="Wingdings" w:hint="default"/>
+      </w:rPr>
+    </w:lvl>
+    <w:lvl w:ilvl="6" w:tplc="40090001" w:tentative="1">
+      <w:start w:val="1"/>
+      <w:numFmt w:val="bullet"/>
+      <w:lvlText w:val=""/>
+      <w:lvlJc w:val="left"/>
+      <w:pPr>
+        <w:ind w:left="5760" w:hanging="360"/>
+      </w:pPr>
+      <w:rPr>
+        <w:rFonts w:ascii="Symbol" w:hAnsi="Symbol" w:hint="default"/>
+      </w:rPr>
+    </w:lvl>
+    <w:lvl w:ilvl="7" w:tplc="40090003" w:tentative="1">
+      <w:start w:val="1"/>
+      <w:numFmt w:val="bullet"/>
+      <w:lvlText w:val="o"/>
+      <w:lvlJc w:val="left"/>
+      <w:pPr>
+        <w:ind w:left="6480" w:hanging="360"/>
+      </w:pPr>
+      <w:rPr>
+        <w:rFonts w:ascii="Courier New" w:hAnsi="Courier New" w:cs="Courier New" w:hint="default"/>
+      </w:rPr>
+    </w:lvl>
+    <w:lvl w:ilvl="8" w:tplc="40090005" w:tentative="1">
+      <w:start w:val="1"/>
+      <w:numFmt w:val="bullet"/>
+      <w:lvlText w:val=""/>
+      <w:lvlJc w:val="left"/>
+      <w:pPr>
+        <w:ind w:left="7200" w:hanging="360"/>
+      </w:pPr>
+      <w:rPr>
+        <w:rFonts w:ascii="Wingdings" w:hAnsi="Wingdings" w:hint="default"/>
+      </w:rPr>
+    </w:lvl>
+  </w:abstractNum>
+  <w:abstractNum w:abstractNumId="9" w15:restartNumberingAfterBreak="0">
     <w:nsid w:val="719E78FF"/>
     <w:multiLevelType w:val="multilevel"/>
     <w:tmpl w:val="54B631CC"/>
@@ -1300,7 +2031,7 @@
       </w:rPr>
     </w:lvl>
   </w:abstractNum>
-  <w:abstractNum w:abstractNumId="5" w15:restartNumberingAfterBreak="0">
+  <w:abstractNum w:abstractNumId="10" w15:restartNumberingAfterBreak="0">
     <w:nsid w:val="74250D68"/>
     <w:multiLevelType w:val="multilevel"/>
     <w:tmpl w:val="DF5ECFC4"/>
@@ -1449,7 +2180,7 @@
       </w:rPr>
     </w:lvl>
   </w:abstractNum>
-  <w:abstractNum w:abstractNumId="6" w15:restartNumberingAfterBreak="0">
+  <w:abstractNum w:abstractNumId="11" w15:restartNumberingAfterBreak="0">
     <w:nsid w:val="774551AC"/>
     <w:multiLevelType w:val="multilevel"/>
     <w:tmpl w:val="F2AE98D0"/>
@@ -1599,25 +2330,40 @@
     </w:lvl>
   </w:abstractNum>
   <w:num w:numId="1" w16cid:durableId="1017658313">
-    <w:abstractNumId w:val="1"/>
+    <w:abstractNumId w:val="3"/>
   </w:num>
   <w:num w:numId="2" w16cid:durableId="1850680618">
-    <w:abstractNumId w:val="6"/>
+    <w:abstractNumId w:val="11"/>
   </w:num>
   <w:num w:numId="3" w16cid:durableId="822237754">
     <w:abstractNumId w:val="0"/>
   </w:num>
   <w:num w:numId="4" w16cid:durableId="1667005290">
+    <w:abstractNumId w:val="9"/>
+  </w:num>
+  <w:num w:numId="5" w16cid:durableId="1632251343">
+    <w:abstractNumId w:val="7"/>
+  </w:num>
+  <w:num w:numId="6" w16cid:durableId="684133685">
     <w:abstractNumId w:val="4"/>
   </w:num>
-  <w:num w:numId="5" w16cid:durableId="1632251343">
-    <w:abstractNumId w:val="3"/>
+  <w:num w:numId="7" w16cid:durableId="614412650">
+    <w:abstractNumId w:val="10"/>
   </w:num>
-  <w:num w:numId="6" w16cid:durableId="684133685">
+  <w:num w:numId="8" w16cid:durableId="925574245">
+    <w:abstractNumId w:val="8"/>
+  </w:num>
+  <w:num w:numId="9" w16cid:durableId="1715108967">
+    <w:abstractNumId w:val="1"/>
+  </w:num>
+  <w:num w:numId="10" w16cid:durableId="257105115">
+    <w:abstractNumId w:val="5"/>
+  </w:num>
+  <w:num w:numId="11" w16cid:durableId="74785984">
     <w:abstractNumId w:val="2"/>
   </w:num>
-  <w:num w:numId="7" w16cid:durableId="614412650">
-    <w:abstractNumId w:val="5"/>
+  <w:num w:numId="12" w16cid:durableId="653067132">
+    <w:abstractNumId w:val="6"/>
   </w:num>
 </w:numbering>
 </file>
@@ -2225,7 +2971,6 @@
   <w:style w:type="character" w:default="1" w:styleId="DefaultParagraphFont">
     <w:name w:val="Default Paragraph Font"/>
     <w:uiPriority w:val="1"/>
-    <w:semiHidden/>
     <w:unhideWhenUsed/>
   </w:style>
   <w:style w:type="table" w:default="1" w:styleId="TableNormal">
@@ -2539,6 +3284,52 @@
       <w:spacing w:val="5"/>
     </w:rPr>
   </w:style>
+  <w:style w:type="paragraph" w:customStyle="1" w:styleId="pdq2pgselectionanchorcontainer">
+    <w:name w:val="pdq2pg_selectionanchorcontainer"/>
+    <w:basedOn w:val="Normal"/>
+    <w:rsid w:val="00116D60"/>
+    <w:pPr>
+      <w:spacing w:before="100" w:beforeAutospacing="1" w:after="100" w:afterAutospacing="1" w:line="240" w:lineRule="auto"/>
+    </w:pPr>
+    <w:rPr>
+      <w:rFonts w:ascii="Times New Roman" w:eastAsia="Times New Roman" w:hAnsi="Times New Roman" w:cs="Times New Roman"/>
+      <w:kern w:val="0"/>
+      <w:sz w:val="24"/>
+      <w:szCs w:val="24"/>
+      <w:lang w:eastAsia="en-IN"/>
+      <w14:ligatures w14:val="none"/>
+    </w:rPr>
+  </w:style>
+  <w:style w:type="character" w:styleId="Strong">
+    <w:name w:val="Strong"/>
+    <w:basedOn w:val="DefaultParagraphFont"/>
+    <w:uiPriority w:val="22"/>
+    <w:qFormat/>
+    <w:rsid w:val="00116D60"/>
+    <w:rPr>
+      <w:b/>
+      <w:bCs/>
+    </w:rPr>
+  </w:style>
+  <w:style w:type="paragraph" w:styleId="NormalWeb">
+    <w:name w:val="Normal (Web)"/>
+    <w:basedOn w:val="Normal"/>
+    <w:uiPriority w:val="99"/>
+    <w:semiHidden/>
+    <w:unhideWhenUsed/>
+    <w:rsid w:val="00116D60"/>
+    <w:pPr>
+      <w:spacing w:before="100" w:beforeAutospacing="1" w:after="100" w:afterAutospacing="1" w:line="240" w:lineRule="auto"/>
+    </w:pPr>
+    <w:rPr>
+      <w:rFonts w:ascii="Times New Roman" w:eastAsia="Times New Roman" w:hAnsi="Times New Roman" w:cs="Times New Roman"/>
+      <w:kern w:val="0"/>
+      <w:sz w:val="24"/>
+      <w:szCs w:val="24"/>
+      <w:lang w:eastAsia="en-IN"/>
+      <w14:ligatures w14:val="none"/>
+    </w:rPr>
+  </w:style>
 </w:styles>
 </file>
 
@@ -2835,4 +3626,16 @@
     </a:ext>
   </a:extLst>
 </a:theme>
+</file>
+
+<file path=customXml/item1.xml><?xml version="1.0" encoding="utf-8"?>
+<b:Sources xmlns:b="http://schemas.openxmlformats.org/officeDocument/2006/bibliography" xmlns="http://schemas.openxmlformats.org/officeDocument/2006/bibliography" SelectedStyle="\APASixthEditionOfficeOnline.xsl" StyleName="APA" Version="6"/>
+</file>
+
+<file path=customXml/itemProps1.xml><?xml version="1.0" encoding="utf-8"?>
+<ds:datastoreItem xmlns:ds="http://schemas.openxmlformats.org/officeDocument/2006/customXml" ds:itemID="{E8E4268F-6BA2-4898-B1DC-8F9986004245}">
+  <ds:schemaRefs>
+    <ds:schemaRef ds:uri="http://schemas.openxmlformats.org/officeDocument/2006/bibliography"/>
+  </ds:schemaRefs>
+</ds:datastoreItem>
 </file>
--- a/POC REQUIREMENTS DOCUMENT.docx
+++ b/POC REQUIREMENTS DOCUMENT.docx
@@ -1,6 +1,6 @@
 
 <file path=word/document.xml><?xml version="1.0" encoding="utf-8"?>
-<w:document xmlns:wpc="http://schemas.microsoft.com/office/word/2010/wordprocessingCanvas" xmlns:cx="http://schemas.microsoft.com/office/drawing/2014/chartex" xmlns:cx1="http://schemas.microsoft.com/office/drawing/2015/9/8/chartex" xmlns:cx2="http://schemas.microsoft.com/office/drawing/2015/10/21/chartex" xmlns:cx3="http://schemas.microsoft.com/office/drawing/2016/5/9/chartex" xmlns:cx4="http://schemas.microsoft.com/office/drawing/2016/5/10/chartex" xmlns:cx5="http://schemas.microsoft.com/office/drawing/2016/5/11/chartex" xmlns:cx6="http://schemas.microsoft.com/office/drawing/2016/5/12/chartex" xmlns:cx7="http://schemas.microsoft.com/office/drawing/2016/5/13/chartex" xmlns:cx8="http://schemas.microsoft.com/office/drawing/2016/5/14/chartex" xmlns:mc="http://schemas.openxmlformats.org/markup-compatibility/2006" xmlns:aink="http://schemas.microsoft.com/office/drawing/2016/ink" xmlns:am3d="http://schemas.microsoft.com/office/drawing/2017/model3d" xmlns:o="urn:schemas-microsoft-com:office:office" xmlns:oel="http://schemas.microsoft.com/office/2019/extlst" xmlns:r="http://schemas.openxmlformats.org/officeDocument/2006/relationships" xmlns:m="http://schemas.openxmlformats.org/officeDocument/2006/math" xmlns:v="urn:schemas-microsoft-com:vml" xmlns:wp14="http://schemas.microsoft.com/office/word/2010/wordprocessingDrawing" xmlns:wp="http://schemas.openxmlformats.org/drawingml/2006/wordprocessingDrawing" xmlns:w10="urn:schemas-microsoft-com:office:word" xmlns:w="http://schemas.openxmlformats.org/wordprocessingml/2006/main" xmlns:w14="http://schemas.microsoft.com/office/word/2010/wordml" xmlns:w15="http://schemas.microsoft.com/office/word/2012/wordml" xmlns:w16cex="http://schemas.microsoft.com/office/word/2018/wordml/cex" xmlns:w16cid="http://schemas.microsoft.com/office/word/2016/wordml/cid" xmlns:w16="http://schemas.microsoft.com/office/word/2018/wordml" xmlns:w16du="http://schemas.microsoft.com/office/word/2023/wordml/word16du" xmlns:w16sdtdh="http://schemas.microsoft.com/office/word/2020/wordml/sdtdatahash" xmlns:w16sdtfl="http://schemas.microsoft.com/office/word/2024/wordml/sdtformatlock" xmlns:w16se="http://schemas.microsoft.com/office/word/2015/wordml/symex" xmlns:wpg="http://schemas.microsoft.com/office/word/2010/wordprocessingGroup" xmlns:wpi="http://schemas.microsoft.com/office/word/2010/wordprocessingInk" xmlns:wne="http://schemas.microsoft.com/office/word/2006/wordml" xmlns:wps="http://schemas.microsoft.com/office/word/2010/wordprocessingShape" mc:Ignorable="w14 w15 w16se w16cid w16 w16cex w16sdtdh w16sdtfl w16du wp14">
+<w:document xmlns:wpc="http://schemas.microsoft.com/office/word/2010/wordprocessingCanvas" xmlns:cx="http://schemas.microsoft.com/office/drawing/2014/chartex" xmlns:cx1="http://schemas.microsoft.com/office/drawing/2015/9/8/chartex" xmlns:cx2="http://schemas.microsoft.com/office/drawing/2015/10/21/chartex" xmlns:cx3="http://schemas.microsoft.com/office/drawing/2016/5/9/chartex" xmlns:cx4="http://schemas.microsoft.com/office/drawing/2016/5/10/chartex" xmlns:cx5="http://schemas.microsoft.com/office/drawing/2016/5/11/chartex" xmlns:cx6="http://schemas.microsoft.com/office/drawing/2016/5/12/chartex" xmlns:cx7="http://schemas.microsoft.com/office/drawing/2016/5/13/chartex" xmlns:cx8="http://schemas.microsoft.com/office/drawing/2016/5/14/chartex" xmlns:mc="http://schemas.openxmlformats.org/markup-compatibility/2006" xmlns:aink="http://schemas.microsoft.com/office/drawing/2016/ink" xmlns:am3d="http://schemas.microsoft.com/office/drawing/2017/model3d" xmlns:o="urn:schemas-microsoft-com:office:office" xmlns:oel="http://schemas.microsoft.com/office/2019/extlst" xmlns:r="http://schemas.openxmlformats.org/officeDocument/2006/relationships" xmlns:m="http://schemas.openxmlformats.org/officeDocument/2006/math" xmlns:v="urn:schemas-microsoft-com:vml" xmlns:wp14="http://schemas.microsoft.com/office/word/2010/wordprocessingDrawing" xmlns:wp="http://schemas.openxmlformats.org/drawingml/2006/wordprocessingDrawing" xmlns:w10="urn:schemas-microsoft-com:office:word" xmlns:w="http://schemas.openxmlformats.org/wordprocessingml/2006/main" xmlns:w14="http://schemas.microsoft.com/office/word/2010/wordml" xmlns:w15="http://schemas.microsoft.com/office/word/2012/wordml" xmlns:w16cei="http://schemas.microsoft.com/office/word/2026/wordml/cei" xmlns:w16cex="http://schemas.microsoft.com/office/word/2018/wordml/cex" xmlns:w16cid="http://schemas.microsoft.com/office/word/2016/wordml/cid" xmlns:w16="http://schemas.microsoft.com/office/word/2018/wordml" xmlns:w16du="http://schemas.microsoft.com/office/word/2023/wordml/word16du" xmlns:w16sdtdh="http://schemas.microsoft.com/office/word/2020/wordml/sdtdatahash" xmlns:w16sdtfl="http://schemas.microsoft.com/office/word/2024/wordml/sdtformatlock" xmlns:w16se="http://schemas.microsoft.com/office/word/2015/wordml/symex" xmlns:wpg="http://schemas.microsoft.com/office/word/2010/wordprocessingGroup" xmlns:wpi="http://schemas.microsoft.com/office/word/2010/wordprocessingInk" xmlns:wne="http://schemas.microsoft.com/office/word/2006/wordml" xmlns:wps="http://schemas.microsoft.com/office/word/2010/wordprocessingShape" mc:Ignorable="w14 w15 w16se w16cid w16 w16cex w16sdtdh w16sdtfl w16du wp14">
   <w:body>
     <w:p>
       <w:pPr>
@@ -84,10 +84,14 @@
         <w:jc w:val="both"/>
       </w:pPr>
       <w:r>
-        <w:t>This Proof of Concept validates how deterministic workforce analytics, combined with an AI-powered Copilot, can transform engineering workforce data into actionable insights for Delivery Managers and Leadership. The POC focuses on demonstrating the core analytics engine, interactive dashboards, and AI-assisted explanations using a simulated engineering organization, without the complexity of enterprise integrations or production infrastructure.</w:t>
-      </w:r>
-    </w:p>
-    <w:p/>
+        <w:t>This Proof of Concept demonstrates how engineering workforce data can be transformed into meaningful workforce insights using deterministic analytics and an AI-powered Copilot. It focuses on showcasing the core analytics engine, interactive dashboards, and AI-assisted explanations using a simulated engineering organization, while keeping the implementation simple and focused on validating the core concept.</w:t>
+      </w:r>
+    </w:p>
+    <w:p>
+      <w:pPr>
+        <w:jc w:val="both"/>
+      </w:pPr>
+    </w:p>
     <w:p>
       <w:pPr>
         <w:rPr>
@@ -204,7 +208,7 @@
         </w:numPr>
       </w:pPr>
       <w:r>
-        <w:t xml:space="preserve">Deterministic workforce analytics (utilization, workload, productivity, estimation accuracy, and team health). </w:t>
+        <w:t xml:space="preserve">Deterministic workforce analytics, including utilization, workload, productivity, estimation accuracy, and team health. </w:t>
       </w:r>
     </w:p>
     <w:p>
@@ -216,7 +220,7 @@
         </w:numPr>
       </w:pPr>
       <w:r>
-        <w:t xml:space="preserve">Rule-based recommendation engine based on calculated analytics. </w:t>
+        <w:t xml:space="preserve">Rule-based recommendations generated from workforce analytics. </w:t>
       </w:r>
     </w:p>
     <w:p>
@@ -228,7 +232,7 @@
         </w:numPr>
       </w:pPr>
       <w:r>
-        <w:t xml:space="preserve">Leadership and Delivery Manager dashboards with interactive visualizations. </w:t>
+        <w:t xml:space="preserve">Leadership and Delivery Manager dashboards with interactive visualizations and key insights. </w:t>
       </w:r>
     </w:p>
     <w:p>
@@ -240,7 +244,7 @@
         </w:numPr>
       </w:pPr>
       <w:r>
-        <w:t xml:space="preserve">AI Copilot for natural language explanations and insights using pre-calculated analytics. </w:t>
+        <w:t xml:space="preserve">AI Copilot for natural language queries, explanations, and analytics summaries. </w:t>
       </w:r>
     </w:p>
     <w:p>
@@ -252,7 +256,19 @@
         </w:numPr>
       </w:pPr>
       <w:r>
-        <w:t>Modular application architecture suitable for future enhancements.</w:t>
+        <w:t>Modular application architecture designed for future expansion.</w:t>
+      </w:r>
+    </w:p>
+    <w:p>
+      <w:pPr>
+        <w:pStyle w:val="ListParagraph"/>
+        <w:numPr>
+          <w:ilvl w:val="0"/>
+          <w:numId w:val="8"/>
+        </w:numPr>
+      </w:pPr>
+      <w:r>
+        <w:t>Generate downloadable daily, weekly, and monthly workforce reports.</w:t>
       </w:r>
     </w:p>
     <w:p>
@@ -279,7 +295,7 @@
         </w:numPr>
       </w:pPr>
       <w:r>
-        <w:t>Authentication and Role-Based Access Control (RBAC).</w:t>
+        <w:t xml:space="preserve">Authentication and Role-Based Access Control (RBAC). </w:t>
       </w:r>
     </w:p>
     <w:p>
@@ -291,7 +307,7 @@
         </w:numPr>
       </w:pPr>
       <w:r>
-        <w:t>Live integrations with Jira or other external systems.</w:t>
+        <w:t xml:space="preserve">Live integrations with Jira or other external systems. </w:t>
       </w:r>
     </w:p>
     <w:p>
@@ -303,7 +319,7 @@
         </w:numPr>
       </w:pPr>
       <w:r>
-        <w:t>CSV uploads, leave management, and skills management.</w:t>
+        <w:t xml:space="preserve">CSV imports, leave management, and skills management. </w:t>
       </w:r>
     </w:p>
     <w:p>
@@ -315,7 +331,7 @@
         </w:numPr>
       </w:pPr>
       <w:r>
-        <w:t>User administration, configuration management, and audit logging.</w:t>
+        <w:t xml:space="preserve">User administration, system configuration, and audit logging. </w:t>
       </w:r>
     </w:p>
     <w:p>
@@ -327,7 +343,7 @@
         </w:numPr>
       </w:pPr>
       <w:r>
-        <w:t>Background synchronization, scheduling, and notification services.</w:t>
+        <w:t xml:space="preserve">Background synchronization, scheduled jobs, and notification services. </w:t>
       </w:r>
     </w:p>
     <w:p>
@@ -339,7 +355,7 @@
         </w:numPr>
       </w:pPr>
       <w:r>
-        <w:t>Multi-tenancy, high availability, CI/CD pipelines, and production deployment.</w:t>
+        <w:t xml:space="preserve">Multi-tenancy, high availability, CI/CD pipelines, and production deployment. </w:t>
       </w:r>
     </w:p>
     <w:p>
@@ -351,7 +367,7 @@
         </w:numPr>
       </w:pPr>
       <w:r>
-        <w:t>Mobile applications and enterprise security features.</w:t>
+        <w:t xml:space="preserve">Mobile applications and enterprise-grade security features. </w:t>
       </w:r>
     </w:p>
     <w:p>
@@ -363,15 +379,11 @@
         </w:numPr>
       </w:pPr>
       <w:r>
-        <w:t>AI-generated analytics, autonomous decision-making, or data modification.</w:t>
-      </w:r>
-    </w:p>
-    <w:p>
-      <w:pPr>
-        <w:pStyle w:val="ListParagraph"/>
-        <w:ind w:left="1440"/>
-      </w:pPr>
-    </w:p>
+        <w:t>AI-driven analytics, autonomous decision-making, or data modification.</w:t>
+      </w:r>
+    </w:p>
+    <w:p/>
+    <w:p/>
     <w:p>
       <w:pPr>
         <w:rPr>
@@ -384,15 +396,15 @@
           <w:b/>
           <w:bCs/>
         </w:rPr>
-        <w:lastRenderedPageBreak/>
         <w:t>FUNCTIONAL REQUIREMENTS:</w:t>
       </w:r>
     </w:p>
     <w:p>
       <w:pPr>
+        <w:pStyle w:val="ListParagraph"/>
         <w:numPr>
           <w:ilvl w:val="0"/>
-          <w:numId w:val="9"/>
+          <w:numId w:val="8"/>
         </w:numPr>
       </w:pPr>
       <w:r>
@@ -400,35 +412,25 @@
           <w:b/>
           <w:bCs/>
         </w:rPr>
-        <w:t>FR-1:</w:t>
-      </w:r>
-      <w:r>
-        <w:t xml:space="preserve"> Load and manage a predefined engineering dataset representing a simulated organization. </w:t>
-      </w:r>
-    </w:p>
-    <w:p>
-      <w:pPr>
-        <w:numPr>
-          <w:ilvl w:val="0"/>
-          <w:numId w:val="9"/>
-        </w:numPr>
-      </w:pPr>
+        <w:t>F</w:t>
+      </w:r>
       <w:r>
         <w:rPr>
           <w:b/>
           <w:bCs/>
         </w:rPr>
-        <w:t>FR-2:</w:t>
-      </w:r>
-      <w:r>
-        <w:t xml:space="preserve"> Calculate workforce analytics deterministically, including utilization, workload, productivity, estimation accuracy, and team health. </w:t>
-      </w:r>
-    </w:p>
-    <w:p>
-      <w:pPr>
+        <w:t>R-1</w:t>
+      </w:r>
+      <w:r>
+        <w:t xml:space="preserve">: Load a predefined dataset representing a simulated engineering organization. </w:t>
+      </w:r>
+    </w:p>
+    <w:p>
+      <w:pPr>
+        <w:pStyle w:val="ListParagraph"/>
         <w:numPr>
           <w:ilvl w:val="0"/>
-          <w:numId w:val="9"/>
+          <w:numId w:val="8"/>
         </w:numPr>
       </w:pPr>
       <w:r>
@@ -436,17 +438,18 @@
           <w:b/>
           <w:bCs/>
         </w:rPr>
-        <w:t>FR-3:</w:t>
-      </w:r>
-      <w:r>
-        <w:t xml:space="preserve"> Generate rule-based recommendations based on calculated analytics. </w:t>
-      </w:r>
-    </w:p>
-    <w:p>
-      <w:pPr>
+        <w:t>FR-2</w:t>
+      </w:r>
+      <w:r>
+        <w:t xml:space="preserve">: Calculate workforce analytics, including utilization, workload, productivity, estimation accuracy, and team health. </w:t>
+      </w:r>
+    </w:p>
+    <w:p>
+      <w:pPr>
+        <w:pStyle w:val="ListParagraph"/>
         <w:numPr>
           <w:ilvl w:val="0"/>
-          <w:numId w:val="9"/>
+          <w:numId w:val="8"/>
         </w:numPr>
       </w:pPr>
       <w:r>
@@ -454,17 +457,18 @@
           <w:b/>
           <w:bCs/>
         </w:rPr>
-        <w:t>FR-4:</w:t>
-      </w:r>
-      <w:r>
-        <w:t xml:space="preserve"> Provide a Leadership Dashboard with organization-wide insights, KPIs, and team comparisons. </w:t>
-      </w:r>
-    </w:p>
-    <w:p>
-      <w:pPr>
+        <w:t>FR-3</w:t>
+      </w:r>
+      <w:r>
+        <w:t xml:space="preserve">: Generate rule-based recommendations from the calculated analytics. </w:t>
+      </w:r>
+    </w:p>
+    <w:p>
+      <w:pPr>
+        <w:pStyle w:val="ListParagraph"/>
         <w:numPr>
           <w:ilvl w:val="0"/>
-          <w:numId w:val="9"/>
+          <w:numId w:val="8"/>
         </w:numPr>
       </w:pPr>
       <w:r>
@@ -472,17 +476,18 @@
           <w:b/>
           <w:bCs/>
         </w:rPr>
-        <w:t>FR-5:</w:t>
-      </w:r>
-      <w:r>
-        <w:t xml:space="preserve"> Provide a Delivery Manager Dashboard with team-level analytics and engineer-level metrics. </w:t>
-      </w:r>
-    </w:p>
-    <w:p>
-      <w:pPr>
+        <w:t>FR-4</w:t>
+      </w:r>
+      <w:r>
+        <w:t xml:space="preserve">: Provide a Leadership Dashboard with organization-wide insights, KPIs, and team comparisons. </w:t>
+      </w:r>
+    </w:p>
+    <w:p>
+      <w:pPr>
+        <w:pStyle w:val="ListParagraph"/>
         <w:numPr>
           <w:ilvl w:val="0"/>
-          <w:numId w:val="9"/>
+          <w:numId w:val="8"/>
         </w:numPr>
       </w:pPr>
       <w:r>
@@ -490,17 +495,18 @@
           <w:b/>
           <w:bCs/>
         </w:rPr>
-        <w:t>FR-6:</w:t>
-      </w:r>
-      <w:r>
-        <w:t xml:space="preserve"> Visualize workforce insights using interactive charts, KPI cards, and summary views. </w:t>
-      </w:r>
-    </w:p>
-    <w:p>
-      <w:pPr>
+        <w:t>FR-5</w:t>
+      </w:r>
+      <w:r>
+        <w:t xml:space="preserve">: Provide a Delivery Manager Dashboard with team and engineer-level analytics. </w:t>
+      </w:r>
+    </w:p>
+    <w:p>
+      <w:pPr>
+        <w:pStyle w:val="ListParagraph"/>
         <w:numPr>
           <w:ilvl w:val="0"/>
-          <w:numId w:val="9"/>
+          <w:numId w:val="8"/>
         </w:numPr>
       </w:pPr>
       <w:r>
@@ -508,17 +514,18 @@
           <w:b/>
           <w:bCs/>
         </w:rPr>
-        <w:t>FR-7:</w:t>
-      </w:r>
-      <w:r>
-        <w:t xml:space="preserve"> Provide an AI Copilot that answers natural language questions using only pre-calculated analytics. </w:t>
-      </w:r>
-    </w:p>
-    <w:p>
-      <w:pPr>
+        <w:t>FR-6</w:t>
+      </w:r>
+      <w:r>
+        <w:t xml:space="preserve">: Visualize workforce insights through interactive charts, KPI cards, and summary views. </w:t>
+      </w:r>
+    </w:p>
+    <w:p>
+      <w:pPr>
+        <w:pStyle w:val="ListParagraph"/>
         <w:numPr>
           <w:ilvl w:val="0"/>
-          <w:numId w:val="9"/>
+          <w:numId w:val="8"/>
         </w:numPr>
       </w:pPr>
       <w:r>
@@ -526,17 +533,18 @@
           <w:b/>
           <w:bCs/>
         </w:rPr>
-        <w:t>FR-8:</w:t>
-      </w:r>
-      <w:r>
-        <w:t xml:space="preserve"> Ensure the AI Copilot explains analytics and recommendations without performing calculations or modifying data. </w:t>
-      </w:r>
-    </w:p>
-    <w:p>
-      <w:pPr>
+        <w:t>FR-7</w:t>
+      </w:r>
+      <w:r>
+        <w:t xml:space="preserve">: Provide an AI Copilot that answers natural language queries using pre-calculated analytics. </w:t>
+      </w:r>
+    </w:p>
+    <w:p>
+      <w:pPr>
+        <w:pStyle w:val="ListParagraph"/>
         <w:numPr>
           <w:ilvl w:val="0"/>
-          <w:numId w:val="9"/>
+          <w:numId w:val="8"/>
         </w:numPr>
       </w:pPr>
       <w:r>
@@ -544,19 +552,49 @@
           <w:b/>
           <w:bCs/>
         </w:rPr>
-        <w:t>FR-9:</w:t>
-      </w:r>
-      <w:r>
-        <w:t xml:space="preserve"> Allow switching between Leadership and Delivery Manager views for demonstration purposes. </w:t>
-      </w:r>
-    </w:p>
-    <w:p>
-      <w:pPr>
+        <w:t>FR-8</w:t>
+      </w:r>
+      <w:r>
+        <w:t xml:space="preserve">: Ensure the AI Copilot only explains analytics and recommendations without performing calculations or modifying data. </w:t>
+      </w:r>
+    </w:p>
+    <w:p>
+      <w:pPr>
+        <w:pStyle w:val="ListParagraph"/>
+        <w:numPr>
+          <w:ilvl w:val="0"/>
+          <w:numId w:val="8"/>
+        </w:numPr>
+      </w:pPr>
+      <w:r>
         <w:rPr>
           <w:b/>
           <w:bCs/>
         </w:rPr>
-      </w:pPr>
+        <w:t>FR-9</w:t>
+      </w:r>
+      <w:r>
+        <w:t>: Support switching between Leadership and Delivery Manager views for demonstration purposes.</w:t>
+      </w:r>
+    </w:p>
+    <w:p>
+      <w:pPr>
+        <w:pStyle w:val="ListParagraph"/>
+        <w:numPr>
+          <w:ilvl w:val="0"/>
+          <w:numId w:val="8"/>
+        </w:numPr>
+      </w:pPr>
+      <w:r>
+        <w:rPr>
+          <w:b/>
+          <w:bCs/>
+        </w:rPr>
+        <w:t>FR-10:</w:t>
+      </w:r>
+      <w:r>
+        <w:t xml:space="preserve"> Generate downloadable daily, weekly, and monthly workforce reports summarizing analytics, KPIs, and recommendations.</w:t>
+      </w:r>
     </w:p>
     <w:p>
       <w:pPr>
@@ -578,7 +616,7 @@
         <w:pStyle w:val="ListParagraph"/>
         <w:numPr>
           <w:ilvl w:val="0"/>
-          <w:numId w:val="9"/>
+          <w:numId w:val="8"/>
         </w:numPr>
       </w:pPr>
       <w:r>
@@ -586,10 +624,10 @@
           <w:b/>
           <w:bCs/>
         </w:rPr>
-        <w:t>Simplicity:</w:t>
-      </w:r>
-      <w:r>
-        <w:t xml:space="preserve"> The solution should prioritize rapid development, clarity, and demonstration value over enterprise-grade implementation. </w:t>
+        <w:t>Simplicity</w:t>
+      </w:r>
+      <w:r>
+        <w:t xml:space="preserve">: The solution should focus on demonstrating the core concept with a simple and maintainable implementation. </w:t>
       </w:r>
     </w:p>
     <w:p>
@@ -597,7 +635,7 @@
         <w:pStyle w:val="ListParagraph"/>
         <w:numPr>
           <w:ilvl w:val="0"/>
-          <w:numId w:val="9"/>
+          <w:numId w:val="8"/>
         </w:numPr>
       </w:pPr>
       <w:r>
@@ -605,10 +643,10 @@
           <w:b/>
           <w:bCs/>
         </w:rPr>
-        <w:t>Deterministic Analytics:</w:t>
-      </w:r>
-      <w:r>
-        <w:t xml:space="preserve"> All workforce metrics and recommendations must be generated through deterministic Python business logic. </w:t>
+        <w:t>Deterministic</w:t>
+      </w:r>
+      <w:r>
+        <w:t xml:space="preserve"> Analytics: All workforce metrics and recommendations should be generated using deterministic business logic. </w:t>
       </w:r>
     </w:p>
     <w:p>
@@ -616,7 +654,7 @@
         <w:pStyle w:val="ListParagraph"/>
         <w:numPr>
           <w:ilvl w:val="0"/>
-          <w:numId w:val="9"/>
+          <w:numId w:val="8"/>
         </w:numPr>
       </w:pPr>
       <w:r>
@@ -624,10 +662,10 @@
           <w:b/>
           <w:bCs/>
         </w:rPr>
-        <w:t>AI Boundaries:</w:t>
-      </w:r>
-      <w:r>
-        <w:t xml:space="preserve"> The AI Copilot acts solely as an explanation and reasoning layer and must never calculate metrics or modify business data. </w:t>
+        <w:t>AI Boundaries</w:t>
+      </w:r>
+      <w:r>
+        <w:t xml:space="preserve">: The AI Copilot should only explain and summarize existing analytics and must not calculate metrics or modify data. </w:t>
       </w:r>
     </w:p>
     <w:p>
@@ -635,7 +673,7 @@
         <w:pStyle w:val="ListParagraph"/>
         <w:numPr>
           <w:ilvl w:val="0"/>
-          <w:numId w:val="9"/>
+          <w:numId w:val="8"/>
         </w:numPr>
       </w:pPr>
       <w:r>
@@ -643,10 +681,10 @@
           <w:b/>
           <w:bCs/>
         </w:rPr>
-        <w:t>Performance:</w:t>
-      </w:r>
-      <w:r>
-        <w:t xml:space="preserve"> Dashboards should provide fast responses using precomputed analytics suitable for live demonstrations. </w:t>
+        <w:t xml:space="preserve">Performance: </w:t>
+      </w:r>
+      <w:r>
+        <w:t>Dashboards and report generation should provide fast access to precomputed analytics suitable for live demonstrations.</w:t>
       </w:r>
     </w:p>
     <w:p>
@@ -654,7 +692,7 @@
         <w:pStyle w:val="ListParagraph"/>
         <w:numPr>
           <w:ilvl w:val="0"/>
-          <w:numId w:val="9"/>
+          <w:numId w:val="8"/>
         </w:numPr>
       </w:pPr>
       <w:r>
@@ -662,16 +700,11 @@
           <w:b/>
           <w:bCs/>
         </w:rPr>
-        <w:t>Architecture:</w:t>
-      </w:r>
-      <w:r>
-        <w:t xml:space="preserve"> The application should follow a clean modular architecture with clear separation between the Analytics Engine, Recommendation Engine, AI Copilot, and Dashboard modules, enabling future expansion without major redesign.</w:t>
-      </w:r>
-    </w:p>
-    <w:p>
-      <w:pPr>
-        <w:ind w:left="720"/>
-      </w:pPr>
+        <w:t>Architecture</w:t>
+      </w:r>
+      <w:r>
+        <w:t>: The application should follow a modular architecture with clear separation between the Analytics Engine, Recommendation Engine, AI Copilot, and Dashboard to support future enhancements.</w:t>
+      </w:r>
     </w:p>
     <w:sectPr>
       <w:pgSz w:w="11906" w:h="16838"/>
@@ -684,7 +717,7 @@
 </file>
 
 <file path=word/numbering.xml><?xml version="1.0" encoding="utf-8"?>
-<w:numbering xmlns:wpc="http://schemas.microsoft.com/office/word/2010/wordprocessingCanvas" xmlns:cx="http://schemas.microsoft.com/office/drawing/2014/chartex" xmlns:cx1="http://schemas.microsoft.com/office/drawing/2015/9/8/chartex" xmlns:cx2="http://schemas.microsoft.com/office/drawing/2015/10/21/chartex" xmlns:cx3="http://schemas.microsoft.com/office/drawing/2016/5/9/chartex" xmlns:cx4="http://schemas.microsoft.com/office/drawing/2016/5/10/chartex" xmlns:cx5="http://schemas.microsoft.com/office/drawing/2016/5/11/chartex" xmlns:cx6="http://schemas.microsoft.com/office/drawing/2016/5/12/chartex" xmlns:cx7="http://schemas.microsoft.com/office/drawing/2016/5/13/chartex" xmlns:cx8="http://schemas.microsoft.com/office/drawing/2016/5/14/chartex" xmlns:mc="http://schemas.openxmlformats.org/markup-compatibility/2006" xmlns:aink="http://schemas.microsoft.com/office/drawing/2016/ink" xmlns:am3d="http://schemas.microsoft.com/office/drawing/2017/model3d" xmlns:o="urn:schemas-microsoft-com:office:office" xmlns:oel="http://schemas.microsoft.com/office/2019/extlst" xmlns:r="http://schemas.openxmlformats.org/officeDocument/2006/relationships" xmlns:m="http://schemas.openxmlformats.org/officeDocument/2006/math" xmlns:v="urn:schemas-microsoft-com:vml" xmlns:wp14="http://schemas.microsoft.com/office/word/2010/wordprocessingDrawing" xmlns:wp="http://schemas.openxmlformats.org/drawingml/2006/wordprocessingDrawing" xmlns:w10="urn:schemas-microsoft-com:office:word" xmlns:w="http://schemas.openxmlformats.org/wordprocessingml/2006/main" xmlns:w14="http://schemas.microsoft.com/office/word/2010/wordml" xmlns:w15="http://schemas.microsoft.com/office/word/2012/wordml" xmlns:w16cex="http://schemas.microsoft.com/office/word/2018/wordml/cex" xmlns:w16cid="http://schemas.microsoft.com/office/word/2016/wordml/cid" xmlns:w16="http://schemas.microsoft.com/office/word/2018/wordml" xmlns:w16du="http://schemas.microsoft.com/office/word/2023/wordml/word16du" xmlns:w16sdtdh="http://schemas.microsoft.com/office/word/2020/wordml/sdtdatahash" xmlns:w16sdtfl="http://schemas.microsoft.com/office/word/2024/wordml/sdtformatlock" xmlns:w16se="http://schemas.microsoft.com/office/word/2015/wordml/symex" xmlns:wpg="http://schemas.microsoft.com/office/word/2010/wordprocessingGroup" xmlns:wpi="http://schemas.microsoft.com/office/word/2010/wordprocessingInk" xmlns:wne="http://schemas.microsoft.com/office/word/2006/wordml" xmlns:wps="http://schemas.microsoft.com/office/word/2010/wordprocessingShape" mc:Ignorable="w14 w15 w16se w16cid w16 w16cex w16sdtdh w16sdtfl w16du wp14">
+<w:numbering xmlns:wpc="http://schemas.microsoft.com/office/word/2010/wordprocessingCanvas" xmlns:cx="http://schemas.microsoft.com/office/drawing/2014/chartex" xmlns:cx1="http://schemas.microsoft.com/office/drawing/2015/9/8/chartex" xmlns:cx2="http://schemas.microsoft.com/office/drawing/2015/10/21/chartex" xmlns:cx3="http://schemas.microsoft.com/office/drawing/2016/5/9/chartex" xmlns:cx4="http://schemas.microsoft.com/office/drawing/2016/5/10/chartex" xmlns:cx5="http://schemas.microsoft.com/office/drawing/2016/5/11/chartex" xmlns:cx6="http://schemas.microsoft.com/office/drawing/2016/5/12/chartex" xmlns:cx7="http://schemas.microsoft.com/office/drawing/2016/5/13/chartex" xmlns:cx8="http://schemas.microsoft.com/office/drawing/2016/5/14/chartex" xmlns:mc="http://schemas.openxmlformats.org/markup-compatibility/2006" xmlns:aink="http://schemas.microsoft.com/office/drawing/2016/ink" xmlns:am3d="http://schemas.microsoft.com/office/drawing/2017/model3d" xmlns:o="urn:schemas-microsoft-com:office:office" xmlns:oel="http://schemas.microsoft.com/office/2019/extlst" xmlns:r="http://schemas.openxmlformats.org/officeDocument/2006/relationships" xmlns:m="http://schemas.openxmlformats.org/officeDocument/2006/math" xmlns:v="urn:schemas-microsoft-com:vml" xmlns:wp14="http://schemas.microsoft.com/office/word/2010/wordprocessingDrawing" xmlns:wp="http://schemas.openxmlformats.org/drawingml/2006/wordprocessingDrawing" xmlns:w10="urn:schemas-microsoft-com:office:word" xmlns:w="http://schemas.openxmlformats.org/wordprocessingml/2006/main" xmlns:w14="http://schemas.microsoft.com/office/word/2010/wordml" xmlns:w15="http://schemas.microsoft.com/office/word/2012/wordml" xmlns:w16cei="http://schemas.microsoft.com/office/word/2026/wordml/cei" xmlns:w16cex="http://schemas.microsoft.com/office/word/2018/wordml/cex" xmlns:w16cid="http://schemas.microsoft.com/office/word/2016/wordml/cid" xmlns:w16="http://schemas.microsoft.com/office/word/2018/wordml" xmlns:w16du="http://schemas.microsoft.com/office/word/2023/wordml/word16du" xmlns:w16sdtdh="http://schemas.microsoft.com/office/word/2020/wordml/sdtdatahash" xmlns:w16sdtfl="http://schemas.microsoft.com/office/word/2024/wordml/sdtformatlock" xmlns:w16se="http://schemas.microsoft.com/office/word/2015/wordml/symex" xmlns:wpg="http://schemas.microsoft.com/office/word/2010/wordprocessingGroup" xmlns:wpi="http://schemas.microsoft.com/office/word/2010/wordprocessingInk" xmlns:wne="http://schemas.microsoft.com/office/word/2006/wordml" xmlns:wps="http://schemas.microsoft.com/office/word/2010/wordprocessingShape" mc:Ignorable="w14 w15 w16se w16cid w16 w16cex w16sdtdh w16sdtfl w16du wp14">
   <w:abstractNum w:abstractNumId="0" w15:restartNumberingAfterBreak="0">
     <w:nsid w:val="03173110"/>
     <w:multiLevelType w:val="multilevel"/>
@@ -1246,6 +1279,119 @@
     </w:lvl>
   </w:abstractNum>
   <w:abstractNum w:abstractNumId="4" w15:restartNumberingAfterBreak="0">
+    <w:nsid w:val="2B662129"/>
+    <w:multiLevelType w:val="hybridMultilevel"/>
+    <w:tmpl w:val="91F287F6"/>
+    <w:lvl w:ilvl="0" w:tplc="40090001">
+      <w:start w:val="1"/>
+      <w:numFmt w:val="bullet"/>
+      <w:lvlText w:val=""/>
+      <w:lvlJc w:val="left"/>
+      <w:pPr>
+        <w:ind w:left="1440" w:hanging="360"/>
+      </w:pPr>
+      <w:rPr>
+        <w:rFonts w:ascii="Symbol" w:hAnsi="Symbol" w:hint="default"/>
+      </w:rPr>
+    </w:lvl>
+    <w:lvl w:ilvl="1" w:tplc="40090003" w:tentative="1">
+      <w:start w:val="1"/>
+      <w:numFmt w:val="bullet"/>
+      <w:lvlText w:val="o"/>
+      <w:lvlJc w:val="left"/>
+      <w:pPr>
+        <w:ind w:left="2160" w:hanging="360"/>
+      </w:pPr>
+      <w:rPr>
+        <w:rFonts w:ascii="Courier New" w:hAnsi="Courier New" w:cs="Courier New" w:hint="default"/>
+      </w:rPr>
+    </w:lvl>
+    <w:lvl w:ilvl="2" w:tplc="40090005" w:tentative="1">
+      <w:start w:val="1"/>
+      <w:numFmt w:val="bullet"/>
+      <w:lvlText w:val=""/>
+      <w:lvlJc w:val="left"/>
+      <w:pPr>
+        <w:ind w:left="2880" w:hanging="360"/>
+      </w:pPr>
+      <w:rPr>
+        <w:rFonts w:ascii="Wingdings" w:hAnsi="Wingdings" w:hint="default"/>
+      </w:rPr>
+    </w:lvl>
+    <w:lvl w:ilvl="3" w:tplc="40090001" w:tentative="1">
+      <w:start w:val="1"/>
+      <w:numFmt w:val="bullet"/>
+      <w:lvlText w:val=""/>
+      <w:lvlJc w:val="left"/>
+      <w:pPr>
+        <w:ind w:left="3600" w:hanging="360"/>
+      </w:pPr>
+      <w:rPr>
+        <w:rFonts w:ascii="Symbol" w:hAnsi="Symbol" w:hint="default"/>
+      </w:rPr>
+    </w:lvl>
+    <w:lvl w:ilvl="4" w:tplc="40090003" w:tentative="1">
+      <w:start w:val="1"/>
+      <w:numFmt w:val="bullet"/>
+      <w:lvlText w:val="o"/>
+      <w:lvlJc w:val="left"/>
+      <w:pPr>
+        <w:ind w:left="4320" w:hanging="360"/>
+      </w:pPr>
+      <w:rPr>
+        <w:rFonts w:ascii="Courier New" w:hAnsi="Courier New" w:cs="Courier New" w:hint="default"/>
+      </w:rPr>
+    </w:lvl>
+    <w:lvl w:ilvl="5" w:tplc="40090005" w:tentative="1">
+      <w:start w:val="1"/>
+      <w:numFmt w:val="bullet"/>
+      <w:lvlText w:val=""/>
+      <w:lvlJc w:val="left"/>
+      <w:pPr>
+        <w:ind w:left="5040" w:hanging="360"/>
+      </w:pPr>
+      <w:rPr>
+        <w:rFonts w:ascii="Wingdings" w:hAnsi="Wingdings" w:hint="default"/>
+      </w:rPr>
+    </w:lvl>
+    <w:lvl w:ilvl="6" w:tplc="40090001" w:tentative="1">
+      <w:start w:val="1"/>
+      <w:numFmt w:val="bullet"/>
+      <w:lvlText w:val=""/>
+      <w:lvlJc w:val="left"/>
+      <w:pPr>
+        <w:ind w:left="5760" w:hanging="360"/>
+      </w:pPr>
+      <w:rPr>
+        <w:rFonts w:ascii="Symbol" w:hAnsi="Symbol" w:hint="default"/>
+      </w:rPr>
+    </w:lvl>
+    <w:lvl w:ilvl="7" w:tplc="40090003" w:tentative="1">
+      <w:start w:val="1"/>
+      <w:numFmt w:val="bullet"/>
+      <w:lvlText w:val="o"/>
+      <w:lvlJc w:val="left"/>
+      <w:pPr>
+        <w:ind w:left="6480" w:hanging="360"/>
+      </w:pPr>
+      <w:rPr>
+        <w:rFonts w:ascii="Courier New" w:hAnsi="Courier New" w:cs="Courier New" w:hint="default"/>
+      </w:rPr>
+    </w:lvl>
+    <w:lvl w:ilvl="8" w:tplc="40090005" w:tentative="1">
+      <w:start w:val="1"/>
+      <w:numFmt w:val="bullet"/>
+      <w:lvlText w:val=""/>
+      <w:lvlJc w:val="left"/>
+      <w:pPr>
+        <w:ind w:left="7200" w:hanging="360"/>
+      </w:pPr>
+      <w:rPr>
+        <w:rFonts w:ascii="Wingdings" w:hAnsi="Wingdings" w:hint="default"/>
+      </w:rPr>
+    </w:lvl>
+  </w:abstractNum>
+  <w:abstractNum w:abstractNumId="5" w15:restartNumberingAfterBreak="0">
     <w:nsid w:val="2EBD44FE"/>
     <w:multiLevelType w:val="multilevel"/>
     <w:tmpl w:val="2CE0125A"/>
@@ -1394,7 +1540,7 @@
       </w:rPr>
     </w:lvl>
   </w:abstractNum>
-  <w:abstractNum w:abstractNumId="5" w15:restartNumberingAfterBreak="0">
+  <w:abstractNum w:abstractNumId="6" w15:restartNumberingAfterBreak="0">
     <w:nsid w:val="3F0A159A"/>
     <w:multiLevelType w:val="hybridMultilevel"/>
     <w:tmpl w:val="E878CD2A"/>
@@ -1507,7 +1653,7 @@
       </w:rPr>
     </w:lvl>
   </w:abstractNum>
-  <w:abstractNum w:abstractNumId="6" w15:restartNumberingAfterBreak="0">
+  <w:abstractNum w:abstractNumId="7" w15:restartNumberingAfterBreak="0">
     <w:nsid w:val="4F106DE7"/>
     <w:multiLevelType w:val="hybridMultilevel"/>
     <w:tmpl w:val="2FB81F74"/>
@@ -1620,7 +1766,7 @@
       </w:rPr>
     </w:lvl>
   </w:abstractNum>
-  <w:abstractNum w:abstractNumId="7" w15:restartNumberingAfterBreak="0">
+  <w:abstractNum w:abstractNumId="8" w15:restartNumberingAfterBreak="0">
     <w:nsid w:val="51C81BC8"/>
     <w:multiLevelType w:val="multilevel"/>
     <w:tmpl w:val="E87A12C8"/>
@@ -1769,7 +1915,346 @@
       </w:rPr>
     </w:lvl>
   </w:abstractNum>
-  <w:abstractNum w:abstractNumId="8" w15:restartNumberingAfterBreak="0">
+  <w:abstractNum w:abstractNumId="9" w15:restartNumberingAfterBreak="0">
+    <w:nsid w:val="53867779"/>
+    <w:multiLevelType w:val="hybridMultilevel"/>
+    <w:tmpl w:val="6CF8FCCA"/>
+    <w:lvl w:ilvl="0" w:tplc="40090001">
+      <w:start w:val="1"/>
+      <w:numFmt w:val="bullet"/>
+      <w:lvlText w:val=""/>
+      <w:lvlJc w:val="left"/>
+      <w:pPr>
+        <w:ind w:left="2160" w:hanging="360"/>
+      </w:pPr>
+      <w:rPr>
+        <w:rFonts w:ascii="Symbol" w:hAnsi="Symbol" w:hint="default"/>
+      </w:rPr>
+    </w:lvl>
+    <w:lvl w:ilvl="1" w:tplc="40090003" w:tentative="1">
+      <w:start w:val="1"/>
+      <w:numFmt w:val="bullet"/>
+      <w:lvlText w:val="o"/>
+      <w:lvlJc w:val="left"/>
+      <w:pPr>
+        <w:ind w:left="2880" w:hanging="360"/>
+      </w:pPr>
+      <w:rPr>
+        <w:rFonts w:ascii="Courier New" w:hAnsi="Courier New" w:cs="Courier New" w:hint="default"/>
+      </w:rPr>
+    </w:lvl>
+    <w:lvl w:ilvl="2" w:tplc="40090005" w:tentative="1">
+      <w:start w:val="1"/>
+      <w:numFmt w:val="bullet"/>
+      <w:lvlText w:val=""/>
+      <w:lvlJc w:val="left"/>
+      <w:pPr>
+        <w:ind w:left="3600" w:hanging="360"/>
+      </w:pPr>
+      <w:rPr>
+        <w:rFonts w:ascii="Wingdings" w:hAnsi="Wingdings" w:hint="default"/>
+      </w:rPr>
+    </w:lvl>
+    <w:lvl w:ilvl="3" w:tplc="40090001" w:tentative="1">
+      <w:start w:val="1"/>
+      <w:numFmt w:val="bullet"/>
+      <w:lvlText w:val=""/>
+      <w:lvlJc w:val="left"/>
+      <w:pPr>
+        <w:ind w:left="4320" w:hanging="360"/>
+      </w:pPr>
+      <w:rPr>
+        <w:rFonts w:ascii="Symbol" w:hAnsi="Symbol" w:hint="default"/>
+      </w:rPr>
+    </w:lvl>
+    <w:lvl w:ilvl="4" w:tplc="40090003" w:tentative="1">
+      <w:start w:val="1"/>
+      <w:numFmt w:val="bullet"/>
+      <w:lvlText w:val="o"/>
+      <w:lvlJc w:val="left"/>
+      <w:pPr>
+        <w:ind w:left="5040" w:hanging="360"/>
+      </w:pPr>
+      <w:rPr>
+        <w:rFonts w:ascii="Courier New" w:hAnsi="Courier New" w:cs="Courier New" w:hint="default"/>
+      </w:rPr>
+    </w:lvl>
+    <w:lvl w:ilvl="5" w:tplc="40090005" w:tentative="1">
+      <w:start w:val="1"/>
+      <w:numFmt w:val="bullet"/>
+      <w:lvlText w:val=""/>
+      <w:lvlJc w:val="left"/>
+      <w:pPr>
+        <w:ind w:left="5760" w:hanging="360"/>
+      </w:pPr>
+      <w:rPr>
+        <w:rFonts w:ascii="Wingdings" w:hAnsi="Wingdings" w:hint="default"/>
+      </w:rPr>
+    </w:lvl>
+    <w:lvl w:ilvl="6" w:tplc="40090001" w:tentative="1">
+      <w:start w:val="1"/>
+      <w:numFmt w:val="bullet"/>
+      <w:lvlText w:val=""/>
+      <w:lvlJc w:val="left"/>
+      <w:pPr>
+        <w:ind w:left="6480" w:hanging="360"/>
+      </w:pPr>
+      <w:rPr>
+        <w:rFonts w:ascii="Symbol" w:hAnsi="Symbol" w:hint="default"/>
+      </w:rPr>
+    </w:lvl>
+    <w:lvl w:ilvl="7" w:tplc="40090003" w:tentative="1">
+      <w:start w:val="1"/>
+      <w:numFmt w:val="bullet"/>
+      <w:lvlText w:val="o"/>
+      <w:lvlJc w:val="left"/>
+      <w:pPr>
+        <w:ind w:left="7200" w:hanging="360"/>
+      </w:pPr>
+      <w:rPr>
+        <w:rFonts w:ascii="Courier New" w:hAnsi="Courier New" w:cs="Courier New" w:hint="default"/>
+      </w:rPr>
+    </w:lvl>
+    <w:lvl w:ilvl="8" w:tplc="40090005" w:tentative="1">
+      <w:start w:val="1"/>
+      <w:numFmt w:val="bullet"/>
+      <w:lvlText w:val=""/>
+      <w:lvlJc w:val="left"/>
+      <w:pPr>
+        <w:ind w:left="7920" w:hanging="360"/>
+      </w:pPr>
+      <w:rPr>
+        <w:rFonts w:ascii="Wingdings" w:hAnsi="Wingdings" w:hint="default"/>
+      </w:rPr>
+    </w:lvl>
+  </w:abstractNum>
+  <w:abstractNum w:abstractNumId="10" w15:restartNumberingAfterBreak="0">
+    <w:nsid w:val="5FBE54E9"/>
+    <w:multiLevelType w:val="hybridMultilevel"/>
+    <w:tmpl w:val="51D82440"/>
+    <w:lvl w:ilvl="0" w:tplc="40090001">
+      <w:start w:val="1"/>
+      <w:numFmt w:val="bullet"/>
+      <w:lvlText w:val=""/>
+      <w:lvlJc w:val="left"/>
+      <w:pPr>
+        <w:ind w:left="720" w:hanging="360"/>
+      </w:pPr>
+      <w:rPr>
+        <w:rFonts w:ascii="Symbol" w:hAnsi="Symbol" w:hint="default"/>
+      </w:rPr>
+    </w:lvl>
+    <w:lvl w:ilvl="1" w:tplc="40090003" w:tentative="1">
+      <w:start w:val="1"/>
+      <w:numFmt w:val="bullet"/>
+      <w:lvlText w:val="o"/>
+      <w:lvlJc w:val="left"/>
+      <w:pPr>
+        <w:ind w:left="1440" w:hanging="360"/>
+      </w:pPr>
+      <w:rPr>
+        <w:rFonts w:ascii="Courier New" w:hAnsi="Courier New" w:cs="Courier New" w:hint="default"/>
+      </w:rPr>
+    </w:lvl>
+    <w:lvl w:ilvl="2" w:tplc="40090005" w:tentative="1">
+      <w:start w:val="1"/>
+      <w:numFmt w:val="bullet"/>
+      <w:lvlText w:val=""/>
+      <w:lvlJc w:val="left"/>
+      <w:pPr>
+        <w:ind w:left="2160" w:hanging="360"/>
+      </w:pPr>
+      <w:rPr>
+        <w:rFonts w:ascii="Wingdings" w:hAnsi="Wingdings" w:hint="default"/>
+      </w:rPr>
+    </w:lvl>
+    <w:lvl w:ilvl="3" w:tplc="40090001" w:tentative="1">
+      <w:start w:val="1"/>
+      <w:numFmt w:val="bullet"/>
+      <w:lvlText w:val=""/>
+      <w:lvlJc w:val="left"/>
+      <w:pPr>
+        <w:ind w:left="2880" w:hanging="360"/>
+      </w:pPr>
+      <w:rPr>
+        <w:rFonts w:ascii="Symbol" w:hAnsi="Symbol" w:hint="default"/>
+      </w:rPr>
+    </w:lvl>
+    <w:lvl w:ilvl="4" w:tplc="40090003" w:tentative="1">
+      <w:start w:val="1"/>
+      <w:numFmt w:val="bullet"/>
+      <w:lvlText w:val="o"/>
+      <w:lvlJc w:val="left"/>
+      <w:pPr>
+        <w:ind w:left="3600" w:hanging="360"/>
+      </w:pPr>
+      <w:rPr>
+        <w:rFonts w:ascii="Courier New" w:hAnsi="Courier New" w:cs="Courier New" w:hint="default"/>
+      </w:rPr>
+    </w:lvl>
+    <w:lvl w:ilvl="5" w:tplc="40090005" w:tentative="1">
+      <w:start w:val="1"/>
+      <w:numFmt w:val="bullet"/>
+      <w:lvlText w:val=""/>
+      <w:lvlJc w:val="left"/>
+      <w:pPr>
+        <w:ind w:left="4320" w:hanging="360"/>
+      </w:pPr>
+      <w:rPr>
+        <w:rFonts w:ascii="Wingdings" w:hAnsi="Wingdings" w:hint="default"/>
+      </w:rPr>
+    </w:lvl>
+    <w:lvl w:ilvl="6" w:tplc="40090001" w:tentative="1">
+      <w:start w:val="1"/>
+      <w:numFmt w:val="bullet"/>
+      <w:lvlText w:val=""/>
+      <w:lvlJc w:val="left"/>
+      <w:pPr>
+        <w:ind w:left="5040" w:hanging="360"/>
+      </w:pPr>
+      <w:rPr>
+        <w:rFonts w:ascii="Symbol" w:hAnsi="Symbol" w:hint="default"/>
+      </w:rPr>
+    </w:lvl>
+    <w:lvl w:ilvl="7" w:tplc="40090003" w:tentative="1">
+      <w:start w:val="1"/>
+      <w:numFmt w:val="bullet"/>
+      <w:lvlText w:val="o"/>
+      <w:lvlJc w:val="left"/>
+      <w:pPr>
+        <w:ind w:left="5760" w:hanging="360"/>
+      </w:pPr>
+      <w:rPr>
+        <w:rFonts w:ascii="Courier New" w:hAnsi="Courier New" w:cs="Courier New" w:hint="default"/>
+      </w:rPr>
+    </w:lvl>
+    <w:lvl w:ilvl="8" w:tplc="40090005" w:tentative="1">
+      <w:start w:val="1"/>
+      <w:numFmt w:val="bullet"/>
+      <w:lvlText w:val=""/>
+      <w:lvlJc w:val="left"/>
+      <w:pPr>
+        <w:ind w:left="6480" w:hanging="360"/>
+      </w:pPr>
+      <w:rPr>
+        <w:rFonts w:ascii="Wingdings" w:hAnsi="Wingdings" w:hint="default"/>
+      </w:rPr>
+    </w:lvl>
+  </w:abstractNum>
+  <w:abstractNum w:abstractNumId="11" w15:restartNumberingAfterBreak="0">
+    <w:nsid w:val="61F40AF8"/>
+    <w:multiLevelType w:val="hybridMultilevel"/>
+    <w:tmpl w:val="E5604F0A"/>
+    <w:lvl w:ilvl="0" w:tplc="40090001">
+      <w:start w:val="1"/>
+      <w:numFmt w:val="bullet"/>
+      <w:lvlText w:val=""/>
+      <w:lvlJc w:val="left"/>
+      <w:pPr>
+        <w:ind w:left="720" w:hanging="360"/>
+      </w:pPr>
+      <w:rPr>
+        <w:rFonts w:ascii="Symbol" w:hAnsi="Symbol" w:hint="default"/>
+      </w:rPr>
+    </w:lvl>
+    <w:lvl w:ilvl="1" w:tplc="40090003" w:tentative="1">
+      <w:start w:val="1"/>
+      <w:numFmt w:val="bullet"/>
+      <w:lvlText w:val="o"/>
+      <w:lvlJc w:val="left"/>
+      <w:pPr>
+        <w:ind w:left="1440" w:hanging="360"/>
+      </w:pPr>
+      <w:rPr>
+        <w:rFonts w:ascii="Courier New" w:hAnsi="Courier New" w:cs="Courier New" w:hint="default"/>
+      </w:rPr>
+    </w:lvl>
+    <w:lvl w:ilvl="2" w:tplc="40090005" w:tentative="1">
+      <w:start w:val="1"/>
+      <w:numFmt w:val="bullet"/>
+      <w:lvlText w:val=""/>
+      <w:lvlJc w:val="left"/>
+      <w:pPr>
+        <w:ind w:left="2160" w:hanging="360"/>
+      </w:pPr>
+      <w:rPr>
+        <w:rFonts w:ascii="Wingdings" w:hAnsi="Wingdings" w:hint="default"/>
+      </w:rPr>
+    </w:lvl>
+    <w:lvl w:ilvl="3" w:tplc="40090001" w:tentative="1">
+      <w:start w:val="1"/>
+      <w:numFmt w:val="bullet"/>
+      <w:lvlText w:val=""/>
+      <w:lvlJc w:val="left"/>
+      <w:pPr>
+        <w:ind w:left="2880" w:hanging="360"/>
+      </w:pPr>
+      <w:rPr>
+        <w:rFonts w:ascii="Symbol" w:hAnsi="Symbol" w:hint="default"/>
+      </w:rPr>
+    </w:lvl>
+    <w:lvl w:ilvl="4" w:tplc="40090003" w:tentative="1">
+      <w:start w:val="1"/>
+      <w:numFmt w:val="bullet"/>
+      <w:lvlText w:val="o"/>
+      <w:lvlJc w:val="left"/>
+      <w:pPr>
+        <w:ind w:left="3600" w:hanging="360"/>
+      </w:pPr>
+      <w:rPr>
+        <w:rFonts w:ascii="Courier New" w:hAnsi="Courier New" w:cs="Courier New" w:hint="default"/>
+      </w:rPr>
+    </w:lvl>
+    <w:lvl w:ilvl="5" w:tplc="40090005" w:tentative="1">
+      <w:start w:val="1"/>
+      <w:numFmt w:val="bullet"/>
+      <w:lvlText w:val=""/>
+      <w:lvlJc w:val="left"/>
+      <w:pPr>
+        <w:ind w:left="4320" w:hanging="360"/>
+      </w:pPr>
+      <w:rPr>
+        <w:rFonts w:ascii="Wingdings" w:hAnsi="Wingdings" w:hint="default"/>
+      </w:rPr>
+    </w:lvl>
+    <w:lvl w:ilvl="6" w:tplc="40090001" w:tentative="1">
+      <w:start w:val="1"/>
+      <w:numFmt w:val="bullet"/>
+      <w:lvlText w:val=""/>
+      <w:lvlJc w:val="left"/>
+      <w:pPr>
+        <w:ind w:left="5040" w:hanging="360"/>
+      </w:pPr>
+      <w:rPr>
+        <w:rFonts w:ascii="Symbol" w:hAnsi="Symbol" w:hint="default"/>
+      </w:rPr>
+    </w:lvl>
+    <w:lvl w:ilvl="7" w:tplc="40090003" w:tentative="1">
+      <w:start w:val="1"/>
+      <w:numFmt w:val="bullet"/>
+      <w:lvlText w:val="o"/>
+      <w:lvlJc w:val="left"/>
+      <w:pPr>
+        <w:ind w:left="5760" w:hanging="360"/>
+      </w:pPr>
+      <w:rPr>
+        <w:rFonts w:ascii="Courier New" w:hAnsi="Courier New" w:cs="Courier New" w:hint="default"/>
+      </w:rPr>
+    </w:lvl>
+    <w:lvl w:ilvl="8" w:tplc="40090005" w:tentative="1">
+      <w:start w:val="1"/>
+      <w:numFmt w:val="bullet"/>
+      <w:lvlText w:val=""/>
+      <w:lvlJc w:val="left"/>
+      <w:pPr>
+        <w:ind w:left="6480" w:hanging="360"/>
+      </w:pPr>
+      <w:rPr>
+        <w:rFonts w:ascii="Wingdings" w:hAnsi="Wingdings" w:hint="default"/>
+      </w:rPr>
+    </w:lvl>
+  </w:abstractNum>
+  <w:abstractNum w:abstractNumId="12" w15:restartNumberingAfterBreak="0">
     <w:nsid w:val="648A3E4D"/>
     <w:multiLevelType w:val="hybridMultilevel"/>
     <w:tmpl w:val="ACFEFF40"/>
@@ -1779,110 +2264,223 @@
       <w:lvlText w:val=""/>
       <w:lvlJc w:val="left"/>
       <w:pPr>
+        <w:ind w:left="786" w:hanging="360"/>
+      </w:pPr>
+      <w:rPr>
+        <w:rFonts w:ascii="Symbol" w:hAnsi="Symbol" w:hint="default"/>
+      </w:rPr>
+    </w:lvl>
+    <w:lvl w:ilvl="1" w:tplc="40090003" w:tentative="1">
+      <w:start w:val="1"/>
+      <w:numFmt w:val="bullet"/>
+      <w:lvlText w:val="o"/>
+      <w:lvlJc w:val="left"/>
+      <w:pPr>
+        <w:ind w:left="2160" w:hanging="360"/>
+      </w:pPr>
+      <w:rPr>
+        <w:rFonts w:ascii="Courier New" w:hAnsi="Courier New" w:cs="Courier New" w:hint="default"/>
+      </w:rPr>
+    </w:lvl>
+    <w:lvl w:ilvl="2" w:tplc="40090005" w:tentative="1">
+      <w:start w:val="1"/>
+      <w:numFmt w:val="bullet"/>
+      <w:lvlText w:val=""/>
+      <w:lvlJc w:val="left"/>
+      <w:pPr>
+        <w:ind w:left="2880" w:hanging="360"/>
+      </w:pPr>
+      <w:rPr>
+        <w:rFonts w:ascii="Wingdings" w:hAnsi="Wingdings" w:hint="default"/>
+      </w:rPr>
+    </w:lvl>
+    <w:lvl w:ilvl="3" w:tplc="40090001" w:tentative="1">
+      <w:start w:val="1"/>
+      <w:numFmt w:val="bullet"/>
+      <w:lvlText w:val=""/>
+      <w:lvlJc w:val="left"/>
+      <w:pPr>
+        <w:ind w:left="3600" w:hanging="360"/>
+      </w:pPr>
+      <w:rPr>
+        <w:rFonts w:ascii="Symbol" w:hAnsi="Symbol" w:hint="default"/>
+      </w:rPr>
+    </w:lvl>
+    <w:lvl w:ilvl="4" w:tplc="40090003" w:tentative="1">
+      <w:start w:val="1"/>
+      <w:numFmt w:val="bullet"/>
+      <w:lvlText w:val="o"/>
+      <w:lvlJc w:val="left"/>
+      <w:pPr>
+        <w:ind w:left="4320" w:hanging="360"/>
+      </w:pPr>
+      <w:rPr>
+        <w:rFonts w:ascii="Courier New" w:hAnsi="Courier New" w:cs="Courier New" w:hint="default"/>
+      </w:rPr>
+    </w:lvl>
+    <w:lvl w:ilvl="5" w:tplc="40090005" w:tentative="1">
+      <w:start w:val="1"/>
+      <w:numFmt w:val="bullet"/>
+      <w:lvlText w:val=""/>
+      <w:lvlJc w:val="left"/>
+      <w:pPr>
+        <w:ind w:left="5040" w:hanging="360"/>
+      </w:pPr>
+      <w:rPr>
+        <w:rFonts w:ascii="Wingdings" w:hAnsi="Wingdings" w:hint="default"/>
+      </w:rPr>
+    </w:lvl>
+    <w:lvl w:ilvl="6" w:tplc="40090001" w:tentative="1">
+      <w:start w:val="1"/>
+      <w:numFmt w:val="bullet"/>
+      <w:lvlText w:val=""/>
+      <w:lvlJc w:val="left"/>
+      <w:pPr>
+        <w:ind w:left="5760" w:hanging="360"/>
+      </w:pPr>
+      <w:rPr>
+        <w:rFonts w:ascii="Symbol" w:hAnsi="Symbol" w:hint="default"/>
+      </w:rPr>
+    </w:lvl>
+    <w:lvl w:ilvl="7" w:tplc="40090003" w:tentative="1">
+      <w:start w:val="1"/>
+      <w:numFmt w:val="bullet"/>
+      <w:lvlText w:val="o"/>
+      <w:lvlJc w:val="left"/>
+      <w:pPr>
+        <w:ind w:left="6480" w:hanging="360"/>
+      </w:pPr>
+      <w:rPr>
+        <w:rFonts w:ascii="Courier New" w:hAnsi="Courier New" w:cs="Courier New" w:hint="default"/>
+      </w:rPr>
+    </w:lvl>
+    <w:lvl w:ilvl="8" w:tplc="40090005" w:tentative="1">
+      <w:start w:val="1"/>
+      <w:numFmt w:val="bullet"/>
+      <w:lvlText w:val=""/>
+      <w:lvlJc w:val="left"/>
+      <w:pPr>
+        <w:ind w:left="7200" w:hanging="360"/>
+      </w:pPr>
+      <w:rPr>
+        <w:rFonts w:ascii="Wingdings" w:hAnsi="Wingdings" w:hint="default"/>
+      </w:rPr>
+    </w:lvl>
+  </w:abstractNum>
+  <w:abstractNum w:abstractNumId="13" w15:restartNumberingAfterBreak="0">
+    <w:nsid w:val="6D594148"/>
+    <w:multiLevelType w:val="hybridMultilevel"/>
+    <w:tmpl w:val="6324C950"/>
+    <w:lvl w:ilvl="0" w:tplc="40090001">
+      <w:start w:val="1"/>
+      <w:numFmt w:val="bullet"/>
+      <w:lvlText w:val=""/>
+      <w:lvlJc w:val="left"/>
+      <w:pPr>
+        <w:ind w:left="720" w:hanging="360"/>
+      </w:pPr>
+      <w:rPr>
+        <w:rFonts w:ascii="Symbol" w:hAnsi="Symbol" w:hint="default"/>
+      </w:rPr>
+    </w:lvl>
+    <w:lvl w:ilvl="1" w:tplc="40090003" w:tentative="1">
+      <w:start w:val="1"/>
+      <w:numFmt w:val="bullet"/>
+      <w:lvlText w:val="o"/>
+      <w:lvlJc w:val="left"/>
+      <w:pPr>
         <w:ind w:left="1440" w:hanging="360"/>
       </w:pPr>
       <w:rPr>
-        <w:rFonts w:ascii="Symbol" w:hAnsi="Symbol" w:hint="default"/>
-      </w:rPr>
-    </w:lvl>
-    <w:lvl w:ilvl="1" w:tplc="40090003" w:tentative="1">
+        <w:rFonts w:ascii="Courier New" w:hAnsi="Courier New" w:cs="Courier New" w:hint="default"/>
+      </w:rPr>
+    </w:lvl>
+    <w:lvl w:ilvl="2" w:tplc="40090005" w:tentative="1">
+      <w:start w:val="1"/>
+      <w:numFmt w:val="bullet"/>
+      <w:lvlText w:val=""/>
+      <w:lvlJc w:val="left"/>
+      <w:pPr>
+        <w:ind w:left="2160" w:hanging="360"/>
+      </w:pPr>
+      <w:rPr>
+        <w:rFonts w:ascii="Wingdings" w:hAnsi="Wingdings" w:hint="default"/>
+      </w:rPr>
+    </w:lvl>
+    <w:lvl w:ilvl="3" w:tplc="40090001" w:tentative="1">
+      <w:start w:val="1"/>
+      <w:numFmt w:val="bullet"/>
+      <w:lvlText w:val=""/>
+      <w:lvlJc w:val="left"/>
+      <w:pPr>
+        <w:ind w:left="2880" w:hanging="360"/>
+      </w:pPr>
+      <w:rPr>
+        <w:rFonts w:ascii="Symbol" w:hAnsi="Symbol" w:hint="default"/>
+      </w:rPr>
+    </w:lvl>
+    <w:lvl w:ilvl="4" w:tplc="40090003" w:tentative="1">
       <w:start w:val="1"/>
       <w:numFmt w:val="bullet"/>
       <w:lvlText w:val="o"/>
       <w:lvlJc w:val="left"/>
       <w:pPr>
-        <w:ind w:left="2160" w:hanging="360"/>
+        <w:ind w:left="3600" w:hanging="360"/>
       </w:pPr>
       <w:rPr>
         <w:rFonts w:ascii="Courier New" w:hAnsi="Courier New" w:cs="Courier New" w:hint="default"/>
       </w:rPr>
     </w:lvl>
-    <w:lvl w:ilvl="2" w:tplc="40090005" w:tentative="1">
+    <w:lvl w:ilvl="5" w:tplc="40090005" w:tentative="1">
       <w:start w:val="1"/>
       <w:numFmt w:val="bullet"/>
       <w:lvlText w:val=""/>
       <w:lvlJc w:val="left"/>
       <w:pPr>
-        <w:ind w:left="2880" w:hanging="360"/>
+        <w:ind w:left="4320" w:hanging="360"/>
       </w:pPr>
       <w:rPr>
         <w:rFonts w:ascii="Wingdings" w:hAnsi="Wingdings" w:hint="default"/>
       </w:rPr>
     </w:lvl>
-    <w:lvl w:ilvl="3" w:tplc="40090001" w:tentative="1">
-      <w:start w:val="1"/>
-      <w:numFmt w:val="bullet"/>
-      <w:lvlText w:val=""/>
-      <w:lvlJc w:val="left"/>
-      <w:pPr>
-        <w:ind w:left="3600" w:hanging="360"/>
-      </w:pPr>
-      <w:rPr>
-        <w:rFonts w:ascii="Symbol" w:hAnsi="Symbol" w:hint="default"/>
-      </w:rPr>
-    </w:lvl>
-    <w:lvl w:ilvl="4" w:tplc="40090003" w:tentative="1">
+    <w:lvl w:ilvl="6" w:tplc="40090001" w:tentative="1">
+      <w:start w:val="1"/>
+      <w:numFmt w:val="bullet"/>
+      <w:lvlText w:val=""/>
+      <w:lvlJc w:val="left"/>
+      <w:pPr>
+        <w:ind w:left="5040" w:hanging="360"/>
+      </w:pPr>
+      <w:rPr>
+        <w:rFonts w:ascii="Symbol" w:hAnsi="Symbol" w:hint="default"/>
+      </w:rPr>
+    </w:lvl>
+    <w:lvl w:ilvl="7" w:tplc="40090003" w:tentative="1">
       <w:start w:val="1"/>
       <w:numFmt w:val="bullet"/>
       <w:lvlText w:val="o"/>
       <w:lvlJc w:val="left"/>
       <w:pPr>
-        <w:ind w:left="4320" w:hanging="360"/>
+        <w:ind w:left="5760" w:hanging="360"/>
       </w:pPr>
       <w:rPr>
         <w:rFonts w:ascii="Courier New" w:hAnsi="Courier New" w:cs="Courier New" w:hint="default"/>
       </w:rPr>
     </w:lvl>
-    <w:lvl w:ilvl="5" w:tplc="40090005" w:tentative="1">
+    <w:lvl w:ilvl="8" w:tplc="40090005" w:tentative="1">
       <w:start w:val="1"/>
       <w:numFmt w:val="bullet"/>
       <w:lvlText w:val=""/>
       <w:lvlJc w:val="left"/>
       <w:pPr>
-        <w:ind w:left="5040" w:hanging="360"/>
+        <w:ind w:left="6480" w:hanging="360"/>
       </w:pPr>
       <w:rPr>
         <w:rFonts w:ascii="Wingdings" w:hAnsi="Wingdings" w:hint="default"/>
       </w:rPr>
     </w:lvl>
-    <w:lvl w:ilvl="6" w:tplc="40090001" w:tentative="1">
-      <w:start w:val="1"/>
-      <w:numFmt w:val="bullet"/>
-      <w:lvlText w:val=""/>
-      <w:lvlJc w:val="left"/>
-      <w:pPr>
-        <w:ind w:left="5760" w:hanging="360"/>
-      </w:pPr>
-      <w:rPr>
-        <w:rFonts w:ascii="Symbol" w:hAnsi="Symbol" w:hint="default"/>
-      </w:rPr>
-    </w:lvl>
-    <w:lvl w:ilvl="7" w:tplc="40090003" w:tentative="1">
-      <w:start w:val="1"/>
-      <w:numFmt w:val="bullet"/>
-      <w:lvlText w:val="o"/>
-      <w:lvlJc w:val="left"/>
-      <w:pPr>
-        <w:ind w:left="6480" w:hanging="360"/>
-      </w:pPr>
-      <w:rPr>
-        <w:rFonts w:ascii="Courier New" w:hAnsi="Courier New" w:cs="Courier New" w:hint="default"/>
-      </w:rPr>
-    </w:lvl>
-    <w:lvl w:ilvl="8" w:tplc="40090005" w:tentative="1">
-      <w:start w:val="1"/>
-      <w:numFmt w:val="bullet"/>
-      <w:lvlText w:val=""/>
-      <w:lvlJc w:val="left"/>
-      <w:pPr>
-        <w:ind w:left="7200" w:hanging="360"/>
-      </w:pPr>
-      <w:rPr>
-        <w:rFonts w:ascii="Wingdings" w:hAnsi="Wingdings" w:hint="default"/>
-      </w:rPr>
-    </w:lvl>
   </w:abstractNum>
-  <w:abstractNum w:abstractNumId="9" w15:restartNumberingAfterBreak="0">
+  <w:abstractNum w:abstractNumId="14" w15:restartNumberingAfterBreak="0">
     <w:nsid w:val="719E78FF"/>
     <w:multiLevelType w:val="multilevel"/>
     <w:tmpl w:val="54B631CC"/>
@@ -2031,7 +2629,7 @@
       </w:rPr>
     </w:lvl>
   </w:abstractNum>
-  <w:abstractNum w:abstractNumId="10" w15:restartNumberingAfterBreak="0">
+  <w:abstractNum w:abstractNumId="15" w15:restartNumberingAfterBreak="0">
     <w:nsid w:val="74250D68"/>
     <w:multiLevelType w:val="multilevel"/>
     <w:tmpl w:val="DF5ECFC4"/>
@@ -2180,7 +2778,7 @@
       </w:rPr>
     </w:lvl>
   </w:abstractNum>
-  <w:abstractNum w:abstractNumId="11" w15:restartNumberingAfterBreak="0">
+  <w:abstractNum w:abstractNumId="16" w15:restartNumberingAfterBreak="0">
     <w:nsid w:val="774551AC"/>
     <w:multiLevelType w:val="multilevel"/>
     <w:tmpl w:val="F2AE98D0"/>
@@ -2333,37 +2931,52 @@
     <w:abstractNumId w:val="3"/>
   </w:num>
   <w:num w:numId="2" w16cid:durableId="1850680618">
-    <w:abstractNumId w:val="11"/>
+    <w:abstractNumId w:val="16"/>
   </w:num>
   <w:num w:numId="3" w16cid:durableId="822237754">
     <w:abstractNumId w:val="0"/>
   </w:num>
   <w:num w:numId="4" w16cid:durableId="1667005290">
-    <w:abstractNumId w:val="9"/>
+    <w:abstractNumId w:val="14"/>
   </w:num>
   <w:num w:numId="5" w16cid:durableId="1632251343">
-    <w:abstractNumId w:val="7"/>
+    <w:abstractNumId w:val="8"/>
   </w:num>
   <w:num w:numId="6" w16cid:durableId="684133685">
-    <w:abstractNumId w:val="4"/>
+    <w:abstractNumId w:val="5"/>
   </w:num>
   <w:num w:numId="7" w16cid:durableId="614412650">
-    <w:abstractNumId w:val="10"/>
+    <w:abstractNumId w:val="15"/>
   </w:num>
   <w:num w:numId="8" w16cid:durableId="925574245">
-    <w:abstractNumId w:val="8"/>
+    <w:abstractNumId w:val="12"/>
   </w:num>
   <w:num w:numId="9" w16cid:durableId="1715108967">
     <w:abstractNumId w:val="1"/>
   </w:num>
   <w:num w:numId="10" w16cid:durableId="257105115">
-    <w:abstractNumId w:val="5"/>
+    <w:abstractNumId w:val="6"/>
   </w:num>
   <w:num w:numId="11" w16cid:durableId="74785984">
     <w:abstractNumId w:val="2"/>
   </w:num>
   <w:num w:numId="12" w16cid:durableId="653067132">
-    <w:abstractNumId w:val="6"/>
+    <w:abstractNumId w:val="7"/>
+  </w:num>
+  <w:num w:numId="13" w16cid:durableId="1114907995">
+    <w:abstractNumId w:val="10"/>
+  </w:num>
+  <w:num w:numId="14" w16cid:durableId="1149640147">
+    <w:abstractNumId w:val="9"/>
+  </w:num>
+  <w:num w:numId="15" w16cid:durableId="1701785068">
+    <w:abstractNumId w:val="11"/>
+  </w:num>
+  <w:num w:numId="16" w16cid:durableId="2061588791">
+    <w:abstractNumId w:val="13"/>
+  </w:num>
+  <w:num w:numId="17" w16cid:durableId="1393501373">
+    <w:abstractNumId w:val="4"/>
   </w:num>
 </w:numbering>
 </file>
